--- a/uploads/Butler_Jamie_Cover_Letter.docx
+++ b/uploads/Butler_Jamie_Cover_Letter.docx
@@ -12,142 +12,99 @@
           <w:b/>
           <w:bCs/>
           <w:color w:val="1B3A6B"/>
-          <w:spacing w:val="60"/>
-          <w:sz w:val="44"/>
-          <w:szCs w:val="44"/>
+          <w:spacing w:val="40"/>
+          <w:sz w:val="36"/>
+          <w:szCs w:val="36"/>
         </w:rPr>
         <w:t>JAMIE BUTLER</w:t>
       </w:r>
     </w:p>
     <w:p>
       <w:pPr>
-        <w:spacing w:after="60"/>
+        <w:spacing w:after="80"/>
         <w:jc w:val="center"/>
       </w:pPr>
       <w:r>
         <w:rPr>
           <w:color w:val="2E5FA3"/>
-          <w:sz w:val="19"/>
-          <w:szCs w:val="19"/>
-        </w:rPr>
-        <w:t xml:space="preserve">Digital Transformation </w:t>
+        </w:rPr>
+        <w:t>Digital Transformation Executive   ·   Enterprise Technology Strategy   ·   Technology Leadership</w:t>
+      </w:r>
+    </w:p>
+    <w:p>
+      <w:pPr>
+        <w:pBdr>
+          <w:bottom w:val="single" w:sz="6" w:space="6" w:color="1B3A6B"/>
+        </w:pBdr>
+        <w:spacing w:after="80"/>
+        <w:jc w:val="center"/>
+        <w:rPr>
+          <w:sz w:val="17"/>
+          <w:szCs w:val="17"/>
+        </w:rPr>
+      </w:pPr>
+      <w:r>
+        <w:rPr>
+          <w:color w:val="555555"/>
+          <w:sz w:val="17"/>
+          <w:szCs w:val="17"/>
+        </w:rPr>
+        <w:t>Houston, TX   ·</w:t>
       </w:r>
       <w:proofErr w:type="gramStart"/>
       <w:r>
         <w:rPr>
-          <w:color w:val="2E5FA3"/>
-          <w:sz w:val="19"/>
-          <w:szCs w:val="19"/>
-        </w:rPr>
-        <w:t>Executive  ·</w:t>
+          <w:color w:val="555555"/>
+          <w:sz w:val="17"/>
+          <w:szCs w:val="17"/>
+        </w:rPr>
+        <w:t xml:space="preserve">   (</w:t>
       </w:r>
       <w:proofErr w:type="gramEnd"/>
       <w:r>
         <w:rPr>
-          <w:color w:val="2E5FA3"/>
-          <w:sz w:val="19"/>
-          <w:szCs w:val="19"/>
-        </w:rPr>
-        <w:t xml:space="preserve">  Enterprise Technology </w:t>
-      </w:r>
-      <w:proofErr w:type="gramStart"/>
-      <w:r>
-        <w:rPr>
-          <w:color w:val="2E5FA3"/>
-          <w:sz w:val="19"/>
-          <w:szCs w:val="19"/>
-        </w:rPr>
-        <w:t>Strategy  ·</w:t>
-      </w:r>
-      <w:proofErr w:type="gramEnd"/>
-      <w:r>
-        <w:rPr>
-          <w:color w:val="2E5FA3"/>
-          <w:sz w:val="19"/>
-          <w:szCs w:val="19"/>
-        </w:rPr>
-        <w:t xml:space="preserve">  Technology Leadership</w:t>
-      </w:r>
-    </w:p>
-    <w:p>
-      <w:pPr>
-        <w:pBdr>
-          <w:bottom w:val="single" w:sz="12" w:space="6" w:color="2E5FA3"/>
-        </w:pBdr>
-        <w:jc w:val="center"/>
-        <w:rPr>
-          <w:sz w:val="16"/>
-          <w:szCs w:val="16"/>
-        </w:rPr>
-      </w:pPr>
-      <w:r>
-        <w:rPr>
-          <w:color w:val="1F1F1F"/>
-          <w:sz w:val="16"/>
-          <w:szCs w:val="16"/>
-        </w:rPr>
-        <w:t>Houston, Texas</w:t>
-      </w:r>
-      <w:r>
-        <w:rPr>
-          <w:color w:val="8A8A8A"/>
-          <w:sz w:val="16"/>
-          <w:szCs w:val="16"/>
-        </w:rPr>
-        <w:t xml:space="preserve">  ·  </w:t>
-      </w:r>
-      <w:r>
-        <w:rPr>
-          <w:color w:val="1F1F1F"/>
-          <w:sz w:val="16"/>
-          <w:szCs w:val="16"/>
-        </w:rPr>
-        <w:t>(951) 768-4008</w:t>
-      </w:r>
-      <w:r>
-        <w:rPr>
-          <w:color w:val="8A8A8A"/>
-          <w:sz w:val="16"/>
-          <w:szCs w:val="16"/>
-        </w:rPr>
-        <w:t xml:space="preserve">  ·  </w:t>
+          <w:color w:val="555555"/>
+          <w:sz w:val="17"/>
+          <w:szCs w:val="17"/>
+        </w:rPr>
+        <w:t xml:space="preserve">951) 768-4008   ·   </w:t>
       </w:r>
       <w:hyperlink r:id="rId5" w:history="1">
         <w:r>
           <w:rPr>
-            <w:rStyle w:val="Hyperlink"/>
             <w:color w:val="2E5FA3"/>
-            <w:sz w:val="16"/>
-            <w:szCs w:val="16"/>
+            <w:sz w:val="17"/>
+            <w:szCs w:val="17"/>
+            <w:u w:val="single"/>
           </w:rPr>
           <w:t>jamieadambutler@gmail.com</w:t>
         </w:r>
       </w:hyperlink>
       <w:r>
         <w:rPr>
-          <w:color w:val="8A8A8A"/>
-          <w:sz w:val="16"/>
-          <w:szCs w:val="16"/>
-        </w:rPr>
-        <w:t xml:space="preserve">  ·  </w:t>
+          <w:color w:val="555555"/>
+          <w:sz w:val="17"/>
+          <w:szCs w:val="17"/>
+        </w:rPr>
+        <w:t xml:space="preserve">   ·   </w:t>
       </w:r>
       <w:hyperlink r:id="rId6" w:history="1">
         <w:r>
           <w:rPr>
-            <w:rStyle w:val="Hyperlink"/>
             <w:color w:val="2E5FA3"/>
-            <w:sz w:val="16"/>
-            <w:szCs w:val="16"/>
+            <w:sz w:val="17"/>
+            <w:szCs w:val="17"/>
+            <w:u w:val="single"/>
           </w:rPr>
           <w:t>linkedin.com/in/</w:t>
         </w:r>
         <w:proofErr w:type="spellStart"/>
         <w:r>
           <w:rPr>
-            <w:rStyle w:val="Hyperlink"/>
             <w:color w:val="2E5FA3"/>
-            <w:sz w:val="16"/>
-            <w:szCs w:val="16"/>
+            <w:sz w:val="17"/>
+            <w:szCs w:val="17"/>
+            <w:u w:val="single"/>
           </w:rPr>
           <w:t>jamieadambutler</w:t>
         </w:r>
@@ -155,20 +112,20 @@
       </w:hyperlink>
       <w:r>
         <w:rPr>
-          <w:color w:val="8A8A8A"/>
-          <w:sz w:val="16"/>
-          <w:szCs w:val="16"/>
-        </w:rPr>
-        <w:t xml:space="preserve">  ·  </w:t>
+          <w:color w:val="555555"/>
+          <w:sz w:val="17"/>
+          <w:szCs w:val="17"/>
+        </w:rPr>
+        <w:t xml:space="preserve">   ·   </w:t>
       </w:r>
       <w:hyperlink r:id="rId7" w:history="1">
         <w:proofErr w:type="spellStart"/>
         <w:r>
           <w:rPr>
-            <w:rStyle w:val="Hyperlink"/>
             <w:color w:val="2E5FA3"/>
-            <w:sz w:val="16"/>
-            <w:szCs w:val="16"/>
+            <w:sz w:val="17"/>
+            <w:szCs w:val="17"/>
+            <w:u w:val="single"/>
           </w:rPr>
           <w:t>jamiebutler.vercel.app</w:t>
         </w:r>
@@ -177,145 +134,214 @@
     </w:p>
     <w:p>
       <w:pPr>
-        <w:spacing w:after="200"/>
-      </w:pPr>
-    </w:p>
-    <w:p>
-      <w:pPr>
-        <w:spacing w:after="200" w:line="290" w:lineRule="auto"/>
-      </w:pPr>
-      <w:bookmarkStart w:id="0" w:name="_Hlk229572560"/>
-      <w:r>
-        <w:rPr>
-          <w:color w:val="1F1F1F"/>
-        </w:rPr>
-        <w:t>Hello</w:t>
-      </w:r>
-      <w:r>
-        <w:rPr>
-          <w:color w:val="1F1F1F"/>
-        </w:rPr>
-        <w:t xml:space="preserve"> —</w:t>
-      </w:r>
-    </w:p>
-    <w:p>
-      <w:pPr>
-        <w:spacing w:after="180" w:line="290" w:lineRule="auto"/>
-      </w:pPr>
-      <w:r>
-        <w:rPr>
-          <w:color w:val="1F1F1F"/>
+        <w:spacing w:before="80" w:after="100"/>
+        <w:rPr>
+          <w:color w:val="000000"/>
+        </w:rPr>
+      </w:pPr>
+    </w:p>
+    <w:p>
+      <w:pPr>
+        <w:spacing w:before="80" w:after="100"/>
+      </w:pPr>
+      <w:r>
+        <w:rPr>
+          <w:color w:val="000000"/>
+        </w:rPr>
+        <w:t>Hello —</w:t>
+      </w:r>
+    </w:p>
+    <w:p>
+      <w:pPr>
+        <w:spacing w:after="100"/>
+        <w:rPr>
+          <w:color w:val="000000"/>
+          <w:sz w:val="2"/>
+          <w:szCs w:val="2"/>
+        </w:rPr>
+      </w:pPr>
+    </w:p>
+    <w:p>
+      <w:pPr>
+        <w:spacing w:after="100"/>
+      </w:pPr>
+      <w:r>
+        <w:rPr>
+          <w:color w:val="000000"/>
         </w:rPr>
         <w:t>I have spent more than twenty years doing one thing consistently: taking organizations with fragmented systems, disconnected data, and manual processes and building the technology infrastructure that lets them run the way leadership always intended. That work has taken me across legal services, healthcare staffing, financial services, manufacturing, retail, and education. The environments change. The pattern — and the outcome — never does.</w:t>
       </w:r>
     </w:p>
     <w:p>
       <w:pPr>
-        <w:spacing w:after="180" w:line="290" w:lineRule="auto"/>
-      </w:pPr>
-      <w:r>
-        <w:rPr>
-          <w:color w:val="1F1F1F"/>
+        <w:spacing w:after="100"/>
+        <w:rPr>
+          <w:sz w:val="2"/>
+          <w:szCs w:val="2"/>
+        </w:rPr>
+      </w:pPr>
+    </w:p>
+    <w:p>
+      <w:pPr>
+        <w:spacing w:after="100"/>
+      </w:pPr>
+      <w:r>
+        <w:rPr>
+          <w:color w:val="000000"/>
         </w:rPr>
         <w:t>What I bring to a senior leadership role is the ability to operate at both ends of the problem at once. I can sit in a leadership conversation and translate a business challenge into a technology strategy, then go deep enough into the architecture to make sure that strategy gets built right. That combination — executive thinking paired with technical execution — is what separates transformation from administration. Most organizations need both. Few people deliver both.</w:t>
       </w:r>
     </w:p>
     <w:p>
       <w:pPr>
-        <w:spacing w:after="180" w:line="290" w:lineRule="auto"/>
-      </w:pPr>
-      <w:r>
-        <w:rPr>
-          <w:color w:val="1F1F1F"/>
-        </w:rPr>
-        <w:t>In my most recent role as Senior Director of Technology at Latitude Legal, I led a full enterprise transformation across an organization scaling through four post-acquisition integrations: Microsoft 365 tenant migration, Salesforce CRM and ATS buildout with AI-powered GPT agents, Ironclad contract lifecycle automation, Zoom Phone AI IVR, a dedicated MSSP rollout establishing formal cybersecurity governance, and a Power Automate onboarding system that eliminated a critical operational bottleneck during a period of rapid hiring scale-up. These were not IT projects. They were operational shifts that changed how the business performs.</w:t>
-      </w:r>
-    </w:p>
-    <w:p>
-      <w:pPr>
-        <w:spacing w:after="180" w:line="290" w:lineRule="auto"/>
-      </w:pPr>
-      <w:r>
-        <w:rPr>
-          <w:color w:val="1F1F1F"/>
+        <w:spacing w:after="100"/>
+        <w:rPr>
+          <w:color w:val="000000"/>
+          <w:sz w:val="2"/>
+          <w:szCs w:val="2"/>
+        </w:rPr>
+      </w:pPr>
+    </w:p>
+    <w:p>
+      <w:pPr>
+        <w:spacing w:after="100"/>
+      </w:pPr>
+      <w:r>
+        <w:rPr>
+          <w:color w:val="000000"/>
+        </w:rPr>
+        <w:t>In my most recent role as Senior Director of Technology at Latitude Legal, I led a full enterprise transformation across an organization scaling through four post-acquisition integrations. The headline project — and the largest technology transformation in the company's history — was a full enterprise migration from Bullhorn to Salesforce consolidating recruiting, business development, contract lifecycle, marketing, and candidate experience into one unified ecosystem. I architected the Salesforce platform end to end, built the Experience Cloud candidate portal, integrated Ironclad CLM, HubSpot, Jira, and Slack, and designed AI-powered candidate matching using Salesforce AI and custom GPT agents. Beyond that, I delivered the Microsoft 365 tenant migration, Zoom Phone AI IVR, a dedicated MSSP rollout establishing formal cybersecurity governance, and a Power Automate onboarding system that eliminated a critical operational bottleneck during a period of rapid hiring scale-up. These were not IT projects. They were operational shifts that changed how the business performs.</w:t>
+      </w:r>
+    </w:p>
+    <w:p>
+      <w:pPr>
+        <w:spacing w:after="100"/>
+        <w:rPr>
+          <w:color w:val="000000"/>
+          <w:sz w:val="2"/>
+          <w:szCs w:val="2"/>
+        </w:rPr>
+      </w:pPr>
+    </w:p>
+    <w:p>
+      <w:pPr>
+        <w:spacing w:after="100"/>
+      </w:pPr>
+      <w:r>
+        <w:rPr>
+          <w:color w:val="000000"/>
         </w:rPr>
         <w:t xml:space="preserve">Earlier I ran the same playbook at </w:t>
       </w:r>
       <w:proofErr w:type="spellStart"/>
       <w:r>
         <w:rPr>
-          <w:color w:val="1F1F1F"/>
+          <w:color w:val="000000"/>
         </w:rPr>
         <w:t>AlliedUP</w:t>
       </w:r>
       <w:proofErr w:type="spellEnd"/>
       <w:r>
         <w:rPr>
-          <w:color w:val="1F1F1F"/>
-        </w:rPr>
-        <w:t xml:space="preserve"> Cooperative — the nation’s first worker-owned healthcare staffing cooperative — consolidating ATS and CRM platforms into a unified Bullhorn environment, implementing ADP Workforce Now, owning a $1M+ technology budget, and building the executive and board-level KPI reporting pipelines that gave leadership and grant stakeholders real-time visibility for the first time. Before that, at EOSG Resources, I sustained and modernized a full enterprise technology ecosystem through eight years of organizational growth, including two major ERP migrations and an end-to-end ATS-to-payroll-to-ERP data pipeline built from the ground up.</w:t>
-      </w:r>
-    </w:p>
-    <w:p>
-      <w:pPr>
-        <w:spacing w:after="180" w:line="290" w:lineRule="auto"/>
-      </w:pPr>
-      <w:r>
-        <w:rPr>
-          <w:color w:val="1F1F1F"/>
+          <w:color w:val="000000"/>
+        </w:rPr>
+        <w:t xml:space="preserve"> Cooperative — the nation's first worker-owned healthcare staffing cooperative — consolidating ATS and CRM platforms into a unified Bullhorn environment, implementing ADP Workforce Now, owning a $1M+ technology budget, and building the executive and board-level KPI reporting pipelines that gave leadership and grant stakeholders real-time visibility for the first time. Before that, as Director of Information Services at EOSG Resources, I sustained and modernized a full enterprise technology ecosystem through eight years of organizational growth, including two major ERP migrations and an end-to-end ATS-to-payroll-to-ERP data pipeline built from the ground up.</w:t>
+      </w:r>
+    </w:p>
+    <w:p>
+      <w:pPr>
+        <w:spacing w:after="100"/>
+        <w:rPr>
+          <w:color w:val="000000"/>
+          <w:sz w:val="2"/>
+          <w:szCs w:val="2"/>
+        </w:rPr>
+      </w:pPr>
+    </w:p>
+    <w:p>
+      <w:pPr>
+        <w:spacing w:after="100"/>
+      </w:pPr>
+      <w:r>
+        <w:rPr>
+          <w:color w:val="000000"/>
         </w:rPr>
         <w:t>I am pursuing senior technology leadership roles — Senior Director of Technology, VP of Technology, CTO, or CIO — where the mandate is genuine transformation, not maintenance. I thrive in remote-first environments, lead distributed onshore, nearshore, and offshore teams as standard practice, and bring the architecture, governance, and execution discipline to make complex initiatives land without disrupting the business that depends on them.</w:t>
       </w:r>
     </w:p>
     <w:p>
       <w:pPr>
-        <w:spacing w:after="180" w:line="290" w:lineRule="auto"/>
-      </w:pPr>
-      <w:r>
-        <w:rPr>
-          <w:color w:val="1F1F1F"/>
+        <w:spacing w:after="100"/>
+        <w:rPr>
+          <w:color w:val="000000"/>
+          <w:sz w:val="2"/>
+          <w:szCs w:val="2"/>
+        </w:rPr>
+      </w:pPr>
+    </w:p>
+    <w:p>
+      <w:pPr>
+        <w:spacing w:after="100"/>
+      </w:pPr>
+      <w:r>
+        <w:rPr>
+          <w:color w:val="000000"/>
         </w:rPr>
         <w:t>I would welcome a direct conversation about what your organization is working through and whether my experience is the right fit. I appreciate your time and look forward to connecting.</w:t>
       </w:r>
     </w:p>
-    <w:bookmarkEnd w:id="0"/>
-    <w:p>
-      <w:pPr>
-        <w:spacing w:before="100" w:after="80"/>
-        <w:rPr>
-          <w:color w:val="1F1F1F"/>
-        </w:rPr>
-      </w:pPr>
-      <w:r>
-        <w:rPr>
-          <w:color w:val="1F1F1F"/>
-        </w:rPr>
-        <w:t>Thank you</w:t>
-      </w:r>
-      <w:r>
-        <w:rPr>
-          <w:color w:val="1F1F1F"/>
-        </w:rPr>
-        <w:t>,</w:t>
-      </w:r>
-    </w:p>
-    <w:p>
-      <w:pPr>
-        <w:spacing w:before="100" w:after="80"/>
-        <w:rPr>
-          <w:color w:val="1F1F1F"/>
-        </w:rPr>
-      </w:pPr>
-      <w:r>
-        <w:rPr>
+    <w:p>
+      <w:pPr>
+        <w:spacing w:before="120" w:after="60"/>
+        <w:rPr>
+          <w:color w:val="000000"/>
+          <w:sz w:val="2"/>
+          <w:szCs w:val="2"/>
+        </w:rPr>
+      </w:pPr>
+    </w:p>
+    <w:p>
+      <w:pPr>
+        <w:spacing w:before="120" w:after="60"/>
+      </w:pPr>
+      <w:r>
+        <w:rPr>
+          <w:color w:val="000000"/>
+        </w:rPr>
+        <w:t>Thank you,</w:t>
+      </w:r>
+    </w:p>
+    <w:p>
+      <w:pPr>
+        <w:rPr>
+          <w:b/>
+          <w:bCs/>
+          <w:color w:val="1B3A6B"/>
+          <w:sz w:val="2"/>
+          <w:szCs w:val="2"/>
+        </w:rPr>
+      </w:pPr>
+    </w:p>
+    <w:p>
+      <w:pPr>
+        <w:rPr>
+          <w:b/>
+          <w:bCs/>
+          <w:color w:val="1B3A6B"/>
+        </w:rPr>
+      </w:pPr>
+      <w:r>
+        <w:rPr>
+          <w:b/>
+          <w:bCs/>
           <w:noProof/>
-          <w:color w:val="1F1F1F"/>
+          <w:color w:val="1B3A6B"/>
         </w:rPr>
         <w:drawing>
-          <wp:inline distT="0" distB="0" distL="0" distR="0" wp14:anchorId="00371E97" wp14:editId="3231674D">
-            <wp:extent cx="1294645" cy="471213"/>
-            <wp:effectExtent l="0" t="0" r="1270" b="0"/>
-            <wp:docPr id="812242946" name="Picture 1"/>
+          <wp:inline distT="0" distB="0" distL="0" distR="0" wp14:anchorId="64609A61" wp14:editId="6DC4654C">
+            <wp:extent cx="1965059" cy="715224"/>
+            <wp:effectExtent l="0" t="0" r="3810" b="0"/>
+            <wp:docPr id="1736646592" name="Picture 1"/>
             <wp:cNvGraphicFramePr>
               <a:graphicFrameLocks xmlns:a="http://schemas.openxmlformats.org/drawingml/2006/main" noChangeAspect="1"/>
             </wp:cNvGraphicFramePr>
@@ -323,11 +349,11 @@
               <a:graphicData uri="http://schemas.openxmlformats.org/drawingml/2006/picture">
                 <pic:pic xmlns:pic="http://schemas.openxmlformats.org/drawingml/2006/picture">
                   <pic:nvPicPr>
-                    <pic:cNvPr id="812242946" name="Picture 812242946"/>
+                    <pic:cNvPr id="1736646592" name="Picture 1736646592"/>
                     <pic:cNvPicPr/>
                   </pic:nvPicPr>
                   <pic:blipFill>
-                    <a:blip r:embed="rId8" cstate="print">
+                    <a:blip r:embed="rId8">
                       <a:extLst>
                         <a:ext uri="{28A0092B-C50C-407E-A947-70E740481C1C}">
                           <a14:useLocalDpi xmlns:a14="http://schemas.microsoft.com/office/drawing/2010/main" val="0"/>
@@ -341,7 +367,7 @@
                   <pic:spPr>
                     <a:xfrm>
                       <a:off x="0" y="0"/>
-                      <a:ext cx="1487617" cy="541449"/>
+                      <a:ext cx="2360451" cy="859135"/>
                     </a:xfrm>
                     <a:prstGeom prst="rect">
                       <a:avLst/>
@@ -360,15 +386,29 @@
           <w:b/>
           <w:bCs/>
           <w:color w:val="1B3A6B"/>
-          <w:sz w:val="22"/>
-          <w:szCs w:val="22"/>
-        </w:rPr>
-        <w:t>Jamie Butler</w:t>
+        </w:rPr>
+        <w:t xml:space="preserve">Jamie </w:t>
+      </w:r>
+      <w:r>
+        <w:rPr>
+          <w:b/>
+          <w:bCs/>
+          <w:color w:val="1B3A6B"/>
+        </w:rPr>
+        <w:t xml:space="preserve">A. </w:t>
+      </w:r>
+      <w:r>
+        <w:rPr>
+          <w:b/>
+          <w:bCs/>
+          <w:color w:val="1B3A6B"/>
+        </w:rPr>
+        <w:t>Butler</w:t>
       </w:r>
     </w:p>
     <w:sectPr>
       <w:pgSz w:w="12240" w:h="15840"/>
-      <w:pgMar w:top="1080" w:right="1260" w:bottom="1080" w:left="1260" w:header="708" w:footer="708" w:gutter="0"/>
+      <w:pgMar w:top="1080" w:right="1080" w:bottom="1080" w:left="1080" w:header="708" w:footer="708" w:gutter="0"/>
       <w:cols w:space="720"/>
       <w:docGrid w:linePitch="360"/>
     </w:sectPr>
@@ -379,10 +419,64 @@
 <file path=word/numbering.xml><?xml version="1.0" encoding="utf-8"?>
 <w:numbering xmlns:wpc="http://schemas.microsoft.com/office/word/2010/wordprocessingCanvas" xmlns:cx="http://schemas.microsoft.com/office/drawing/2014/chartex" xmlns:cx1="http://schemas.microsoft.com/office/drawing/2015/9/8/chartex" xmlns:cx2="http://schemas.microsoft.com/office/drawing/2015/10/21/chartex" xmlns:cx3="http://schemas.microsoft.com/office/drawing/2016/5/9/chartex" xmlns:cx4="http://schemas.microsoft.com/office/drawing/2016/5/10/chartex" xmlns:cx5="http://schemas.microsoft.com/office/drawing/2016/5/11/chartex" xmlns:cx6="http://schemas.microsoft.com/office/drawing/2016/5/12/chartex" xmlns:cx7="http://schemas.microsoft.com/office/drawing/2016/5/13/chartex" xmlns:cx8="http://schemas.microsoft.com/office/drawing/2016/5/14/chartex" xmlns:mc="http://schemas.openxmlformats.org/markup-compatibility/2006" xmlns:aink="http://schemas.microsoft.com/office/drawing/2016/ink" xmlns:am3d="http://schemas.microsoft.com/office/drawing/2017/model3d" xmlns:o="urn:schemas-microsoft-com:office:office" xmlns:oel="http://schemas.microsoft.com/office/2019/extlst" xmlns:r="http://schemas.openxmlformats.org/officeDocument/2006/relationships" xmlns:m="http://schemas.openxmlformats.org/officeDocument/2006/math" xmlns:v="urn:schemas-microsoft-com:vml" xmlns:wp14="http://schemas.microsoft.com/office/word/2010/wordprocessingDrawing" xmlns:wp="http://schemas.openxmlformats.org/drawingml/2006/wordprocessingDrawing" xmlns:w10="urn:schemas-microsoft-com:office:word" xmlns:w="http://schemas.openxmlformats.org/wordprocessingml/2006/main" xmlns:w14="http://schemas.microsoft.com/office/word/2010/wordml" xmlns:w15="http://schemas.microsoft.com/office/word/2012/wordml" xmlns:w16cex="http://schemas.microsoft.com/office/word/2018/wordml/cex" xmlns:w16cid="http://schemas.microsoft.com/office/word/2016/wordml/cid" xmlns:w16="http://schemas.microsoft.com/office/word/2018/wordml" xmlns:w16du="http://schemas.microsoft.com/office/word/2023/wordml/word16du" xmlns:w16sdtdh="http://schemas.microsoft.com/office/word/2020/wordml/sdtdatahash" xmlns:w16sdtfl="http://schemas.microsoft.com/office/word/2024/wordml/sdtformatlock" xmlns:w16se="http://schemas.microsoft.com/office/word/2015/wordml/symex" xmlns:wpg="http://schemas.microsoft.com/office/word/2010/wordprocessingGroup" xmlns:wpi="http://schemas.microsoft.com/office/word/2010/wordprocessingInk" xmlns:wne="http://schemas.microsoft.com/office/word/2006/wordml" xmlns:wps="http://schemas.microsoft.com/office/word/2010/wordprocessingShape" mc:Ignorable="w14 w15 w16se w16cid w16 w16cex w16sdtdh w16sdtfl w16du wp14">
   <w:abstractNum w:abstractNumId="0" w15:restartNumberingAfterBreak="0">
-    <w:nsid w:val="6E9046BB"/>
+    <w:nsid w:val="018D3A76"/>
     <w:multiLevelType w:val="hybridMultilevel"/>
-    <w:tmpl w:val="4EBAB3B4"/>
-    <w:lvl w:ilvl="0" w:tplc="877AC220">
+    <w:tmpl w:val="0A12C0DA"/>
+    <w:lvl w:ilvl="0" w:tplc="00260854">
+      <w:start w:val="1"/>
+      <w:numFmt w:val="bullet"/>
+      <w:lvlText w:val="•"/>
+      <w:lvlJc w:val="left"/>
+      <w:pPr>
+        <w:ind w:left="360" w:hanging="220"/>
+      </w:pPr>
+    </w:lvl>
+    <w:lvl w:ilvl="1" w:tplc="CD7E079A">
+      <w:numFmt w:val="decimal"/>
+      <w:lvlText w:val=""/>
+      <w:lvlJc w:val="left"/>
+    </w:lvl>
+    <w:lvl w:ilvl="2" w:tplc="1C1CA052">
+      <w:numFmt w:val="decimal"/>
+      <w:lvlText w:val=""/>
+      <w:lvlJc w:val="left"/>
+    </w:lvl>
+    <w:lvl w:ilvl="3" w:tplc="04A6B950">
+      <w:numFmt w:val="decimal"/>
+      <w:lvlText w:val=""/>
+      <w:lvlJc w:val="left"/>
+    </w:lvl>
+    <w:lvl w:ilvl="4" w:tplc="A350AFB2">
+      <w:numFmt w:val="decimal"/>
+      <w:lvlText w:val=""/>
+      <w:lvlJc w:val="left"/>
+    </w:lvl>
+    <w:lvl w:ilvl="5" w:tplc="AF886A2E">
+      <w:numFmt w:val="decimal"/>
+      <w:lvlText w:val=""/>
+      <w:lvlJc w:val="left"/>
+    </w:lvl>
+    <w:lvl w:ilvl="6" w:tplc="F6A6DC5A">
+      <w:numFmt w:val="decimal"/>
+      <w:lvlText w:val=""/>
+      <w:lvlJc w:val="left"/>
+    </w:lvl>
+    <w:lvl w:ilvl="7" w:tplc="2938A648">
+      <w:numFmt w:val="decimal"/>
+      <w:lvlText w:val=""/>
+      <w:lvlJc w:val="left"/>
+    </w:lvl>
+    <w:lvl w:ilvl="8" w:tplc="9F26EDAC">
+      <w:numFmt w:val="decimal"/>
+      <w:lvlText w:val=""/>
+      <w:lvlJc w:val="left"/>
+    </w:lvl>
+  </w:abstractNum>
+  <w:abstractNum w:abstractNumId="1" w15:restartNumberingAfterBreak="0">
+    <w:nsid w:val="57982013"/>
+    <w:multiLevelType w:val="hybridMultilevel"/>
+    <w:tmpl w:val="577A56C0"/>
+    <w:lvl w:ilvl="0" w:tplc="6B8A1450">
       <w:start w:val="1"/>
       <w:numFmt w:val="bullet"/>
       <w:lvlText w:val="●"/>
@@ -391,7 +485,7 @@
         <w:ind w:left="720" w:hanging="360"/>
       </w:pPr>
     </w:lvl>
-    <w:lvl w:ilvl="1" w:tplc="E8A472A0">
+    <w:lvl w:ilvl="1" w:tplc="872C38DA">
       <w:start w:val="1"/>
       <w:numFmt w:val="bullet"/>
       <w:lvlText w:val="○"/>
@@ -400,7 +494,7 @@
         <w:ind w:left="1440" w:hanging="360"/>
       </w:pPr>
     </w:lvl>
-    <w:lvl w:ilvl="2" w:tplc="D9FE88E2">
+    <w:lvl w:ilvl="2" w:tplc="5788706C">
       <w:start w:val="1"/>
       <w:numFmt w:val="bullet"/>
       <w:lvlText w:val="■"/>
@@ -409,7 +503,7 @@
         <w:ind w:left="2160" w:hanging="360"/>
       </w:pPr>
     </w:lvl>
-    <w:lvl w:ilvl="3" w:tplc="BB8A0F96">
+    <w:lvl w:ilvl="3" w:tplc="57F0ECDA">
       <w:start w:val="1"/>
       <w:numFmt w:val="bullet"/>
       <w:lvlText w:val="●"/>
@@ -418,7 +512,7 @@
         <w:ind w:left="2880" w:hanging="360"/>
       </w:pPr>
     </w:lvl>
-    <w:lvl w:ilvl="4" w:tplc="527A8B1C">
+    <w:lvl w:ilvl="4" w:tplc="1E32CE70">
       <w:start w:val="1"/>
       <w:numFmt w:val="bullet"/>
       <w:lvlText w:val="○"/>
@@ -427,7 +521,7 @@
         <w:ind w:left="3600" w:hanging="360"/>
       </w:pPr>
     </w:lvl>
-    <w:lvl w:ilvl="5" w:tplc="40A0B3DE">
+    <w:lvl w:ilvl="5" w:tplc="20F2631E">
       <w:start w:val="1"/>
       <w:numFmt w:val="bullet"/>
       <w:lvlText w:val="■"/>
@@ -436,7 +530,7 @@
         <w:ind w:left="4320" w:hanging="360"/>
       </w:pPr>
     </w:lvl>
-    <w:lvl w:ilvl="6" w:tplc="EBD28E98">
+    <w:lvl w:ilvl="6" w:tplc="EC840890">
       <w:start w:val="1"/>
       <w:numFmt w:val="bullet"/>
       <w:lvlText w:val="●"/>
@@ -445,7 +539,7 @@
         <w:ind w:left="5040" w:hanging="360"/>
       </w:pPr>
     </w:lvl>
-    <w:lvl w:ilvl="7" w:tplc="E9142AC6">
+    <w:lvl w:ilvl="7" w:tplc="C1F0BC5C">
       <w:start w:val="1"/>
       <w:numFmt w:val="bullet"/>
       <w:lvlText w:val="●"/>
@@ -454,7 +548,7 @@
         <w:ind w:left="5760" w:hanging="360"/>
       </w:pPr>
     </w:lvl>
-    <w:lvl w:ilvl="8" w:tplc="4E7E87DE">
+    <w:lvl w:ilvl="8" w:tplc="849A86A2">
       <w:start w:val="1"/>
       <w:numFmt w:val="bullet"/>
       <w:lvlText w:val="●"/>
@@ -464,8 +558,8 @@
       </w:pPr>
     </w:lvl>
   </w:abstractNum>
-  <w:num w:numId="1" w16cid:durableId="1739788351">
-    <w:abstractNumId w:val="0"/>
+  <w:num w:numId="1" w16cid:durableId="517963322">
+    <w:abstractNumId w:val="1"/>
     <w:lvlOverride w:ilvl="0">
       <w:startOverride w:val="1"/>
     </w:lvlOverride>
@@ -479,8 +573,6 @@
     <w:rPrDefault>
       <w:rPr>
         <w:rFonts w:ascii="Arial" w:eastAsia="Arial" w:hAnsi="Arial" w:cs="Arial"/>
-        <w:sz w:val="21"/>
-        <w:szCs w:val="21"/>
         <w:lang w:val="en-US" w:eastAsia="en-US" w:bidi="ar-SA"/>
       </w:rPr>
     </w:rPrDefault>
@@ -867,7 +959,6 @@
   <w:style w:type="paragraph" w:default="1" w:styleId="Normal">
     <w:name w:val="Normal"/>
     <w:qFormat/>
-    <w:rsid w:val="008B6304"/>
   </w:style>
   <w:style w:type="paragraph" w:styleId="Heading1">
     <w:name w:val="heading 1"/>
@@ -1025,10 +1116,6 @@
     <w:uiPriority w:val="99"/>
     <w:semiHidden/>
     <w:unhideWhenUsed/>
-    <w:rPr>
-      <w:sz w:val="20"/>
-      <w:szCs w:val="20"/>
-    </w:rPr>
   </w:style>
   <w:style w:type="character" w:customStyle="1" w:styleId="FootnoteTextChar">
     <w:name w:val="Footnote Text Char"/>
@@ -1056,10 +1143,6 @@
     <w:uiPriority w:val="99"/>
     <w:semiHidden/>
     <w:unhideWhenUsed/>
-    <w:rPr>
-      <w:sz w:val="20"/>
-      <w:szCs w:val="20"/>
-    </w:rPr>
   </w:style>
   <w:style w:type="character" w:customStyle="1" w:styleId="EndnoteTextChar">
     <w:name w:val="Endnote Text Char"/>

--- a/uploads/Butler_Jamie_Cover_Letter.docx
+++ b/uploads/Butler_Jamie_Cover_Letter.docx
@@ -12,30 +12,14 @@
           <w:b/>
           <w:bCs/>
           <w:color w:val="1B3A6B"/>
-          <w:spacing w:val="40"/>
           <w:sz w:val="36"/>
           <w:szCs w:val="36"/>
         </w:rPr>
-        <w:t>JAMIE BUTLER</w:t>
-      </w:r>
-    </w:p>
-    <w:p>
-      <w:pPr>
-        <w:spacing w:after="80"/>
-        <w:jc w:val="center"/>
-      </w:pPr>
-      <w:r>
-        <w:rPr>
-          <w:color w:val="2E5FA3"/>
-        </w:rPr>
-        <w:t>Digital Transformation Executive   ·   Enterprise Technology Strategy   ·   Technology Leadership</w:t>
-      </w:r>
-    </w:p>
-    <w:p>
-      <w:pPr>
-        <w:pBdr>
-          <w:bottom w:val="single" w:sz="6" w:space="6" w:color="1B3A6B"/>
-        </w:pBdr>
+        <w:t>Jamie Butler</w:t>
+      </w:r>
+    </w:p>
+    <w:p>
+      <w:pPr>
         <w:spacing w:after="80"/>
         <w:jc w:val="center"/>
         <w:rPr>
@@ -77,7 +61,7 @@
             <w:szCs w:val="17"/>
             <w:u w:val="single"/>
           </w:rPr>
-          <w:t>jamieadambutler@gmail.com</w:t>
+          <w:t>jamieadambutler@icloud.com</w:t>
         </w:r>
       </w:hyperlink>
       <w:r>
@@ -110,27 +94,6 @@
         </w:r>
         <w:proofErr w:type="spellEnd"/>
       </w:hyperlink>
-      <w:r>
-        <w:rPr>
-          <w:color w:val="555555"/>
-          <w:sz w:val="17"/>
-          <w:szCs w:val="17"/>
-        </w:rPr>
-        <w:t xml:space="preserve">   ·   </w:t>
-      </w:r>
-      <w:hyperlink r:id="rId7" w:history="1">
-        <w:proofErr w:type="spellStart"/>
-        <w:r>
-          <w:rPr>
-            <w:color w:val="2E5FA3"/>
-            <w:sz w:val="17"/>
-            <w:szCs w:val="17"/>
-            <w:u w:val="single"/>
-          </w:rPr>
-          <w:t>jamiebutler.vercel.app</w:t>
-        </w:r>
-        <w:proofErr w:type="spellEnd"/>
-      </w:hyperlink>
     </w:p>
     <w:p>
       <w:pPr>
@@ -143,6 +106,14 @@
     <w:p>
       <w:pPr>
         <w:spacing w:before="80" w:after="100"/>
+        <w:rPr>
+          <w:color w:val="000000"/>
+        </w:rPr>
+      </w:pPr>
+    </w:p>
+    <w:p>
+      <w:pPr>
+        <w:spacing w:before="80" w:after="100" w:line="264" w:lineRule="auto"/>
       </w:pPr>
       <w:r>
         <w:rPr>
@@ -153,7 +124,7 @@
     </w:p>
     <w:p>
       <w:pPr>
-        <w:spacing w:after="100"/>
+        <w:spacing w:after="100" w:line="264" w:lineRule="auto"/>
         <w:rPr>
           <w:color w:val="000000"/>
           <w:sz w:val="2"/>
@@ -163,69 +134,52 @@
     </w:p>
     <w:p>
       <w:pPr>
-        <w:spacing w:after="100"/>
-      </w:pPr>
-      <w:r>
-        <w:rPr>
-          <w:color w:val="000000"/>
-        </w:rPr>
-        <w:t>I have spent more than twenty years doing one thing consistently: taking organizations with fragmented systems, disconnected data, and manual processes and building the technology infrastructure that lets them run the way leadership always intended. That work has taken me across legal services, healthcare staffing, financial services, manufacturing, retail, and education. The environments change. The pattern — and the outcome — never does.</w:t>
-      </w:r>
-    </w:p>
-    <w:p>
-      <w:pPr>
-        <w:spacing w:after="100"/>
-        <w:rPr>
-          <w:sz w:val="2"/>
-          <w:szCs w:val="2"/>
-        </w:rPr>
-      </w:pPr>
-    </w:p>
-    <w:p>
-      <w:pPr>
-        <w:spacing w:after="100"/>
-      </w:pPr>
-      <w:r>
-        <w:rPr>
-          <w:color w:val="000000"/>
-        </w:rPr>
-        <w:t>What I bring to a senior leadership role is the ability to operate at both ends of the problem at once. I can sit in a leadership conversation and translate a business challenge into a technology strategy, then go deep enough into the architecture to make sure that strategy gets built right. That combination — executive thinking paired with technical execution — is what separates transformation from administration. Most organizations need both. Few people deliver both.</w:t>
-      </w:r>
-    </w:p>
-    <w:p>
-      <w:pPr>
-        <w:spacing w:after="100"/>
-        <w:rPr>
-          <w:color w:val="000000"/>
-          <w:sz w:val="2"/>
-          <w:szCs w:val="2"/>
-        </w:rPr>
-      </w:pPr>
-    </w:p>
-    <w:p>
-      <w:pPr>
-        <w:spacing w:after="100"/>
-      </w:pPr>
-      <w:r>
-        <w:rPr>
-          <w:color w:val="000000"/>
-        </w:rPr>
-        <w:t>In my most recent role as Senior Director of Technology at Latitude Legal, I led a full enterprise transformation across an organization scaling through four post-acquisition integrations. The headline project — and the largest technology transformation in the company's history — was a full enterprise migration from Bullhorn to Salesforce consolidating recruiting, business development, contract lifecycle, marketing, and candidate experience into one unified ecosystem. I architected the Salesforce platform end to end, built the Experience Cloud candidate portal, integrated Ironclad CLM, HubSpot, Jira, and Slack, and designed AI-powered candidate matching using Salesforce AI and custom GPT agents. Beyond that, I delivered the Microsoft 365 tenant migration, Zoom Phone AI IVR, a dedicated MSSP rollout establishing formal cybersecurity governance, and a Power Automate onboarding system that eliminated a critical operational bottleneck during a period of rapid hiring scale-up. These were not IT projects. They were operational shifts that changed how the business performs.</w:t>
-      </w:r>
-    </w:p>
-    <w:p>
-      <w:pPr>
-        <w:spacing w:after="100"/>
-        <w:rPr>
-          <w:color w:val="000000"/>
-          <w:sz w:val="2"/>
-          <w:szCs w:val="2"/>
-        </w:rPr>
-      </w:pPr>
-    </w:p>
-    <w:p>
-      <w:pPr>
-        <w:spacing w:after="100"/>
+        <w:spacing w:before="120" w:after="60" w:line="264" w:lineRule="auto"/>
+        <w:rPr>
+          <w:color w:val="000000"/>
+        </w:rPr>
+      </w:pPr>
+      <w:r>
+        <w:rPr>
+          <w:color w:val="000000"/>
+        </w:rPr>
+        <w:t>I have spent more than twenty years doing one thing consistently: taking organizations with fragmented systems, disconnected data, manual processes, and building the technology infrastructure that lets them run the way leadership always intended. That work has taken me across legal services, healthcare staffing, financial services, manufacturing, retail, education. The environments change. The pattern doesn't. Neither does the outcome.</w:t>
+      </w:r>
+    </w:p>
+    <w:p>
+      <w:pPr>
+        <w:spacing w:before="120" w:after="60" w:line="264" w:lineRule="auto"/>
+        <w:rPr>
+          <w:color w:val="000000"/>
+        </w:rPr>
+      </w:pPr>
+      <w:r>
+        <w:rPr>
+          <w:color w:val="000000"/>
+        </w:rPr>
+        <w:t>What sets the work apart is operating at both ends of the problem at once. I can sit in a strategy conversation and translate a business problem into a technology direction, then go deep enough into the architecture to build it right. Executive thinking paired with technical execution — that's the line between transformation and administration. It's a rare combination in technology leadership, and most organizations need both.</w:t>
+      </w:r>
+    </w:p>
+    <w:p>
+      <w:pPr>
+        <w:spacing w:before="120" w:after="60" w:line="264" w:lineRule="auto"/>
+        <w:rPr>
+          <w:color w:val="000000"/>
+        </w:rPr>
+      </w:pPr>
+      <w:r>
+        <w:rPr>
+          <w:color w:val="000000"/>
+        </w:rPr>
+        <w:t>In my most recent role as Senior Director of Technology at Latitude Legal, I led a full enterprise transformation across an organization scaling through four post-acquisition integrations. The headline project — the largest technology transformation in the company's history — was a full migration from Bullhorn to Salesforce, consolidating recruiting, business development, contract lifecycle, marketing, candidate experience into one connected ecosystem. I architected the Salesforce platform end to end, stood up the Experience Cloud candidate portal, integrated Ironclad CLM, HubSpot, Jira, Slack, and built AI-powered candidate matching with Salesforce AI and custom GPT agents. Around that I delivered the Microsoft 365 tenant migration, Zoom Phone AI IVR, a dedicated MSSP rollout establishing formal cybersecurity governance, and a Power Automate onboarding system that cleared a critical bottleneck during rapid hiring scale-up. These weren't IT projects. They changed how the business performs.</w:t>
+      </w:r>
+    </w:p>
+    <w:p>
+      <w:pPr>
+        <w:spacing w:before="120" w:after="60" w:line="264" w:lineRule="auto"/>
+        <w:rPr>
+          <w:color w:val="000000"/>
+        </w:rPr>
       </w:pPr>
       <w:r>
         <w:rPr>
@@ -245,71 +199,41 @@
         <w:rPr>
           <w:color w:val="000000"/>
         </w:rPr>
-        <w:t xml:space="preserve"> Cooperative — the nation's first worker-owned healthcare staffing cooperative — consolidating ATS and CRM platforms into a unified Bullhorn environment, implementing ADP Workforce Now, owning a $1M+ technology budget, and building the executive and board-level KPI reporting pipelines that gave leadership and grant stakeholders real-time visibility for the first time. Before that, as Director of Information Services at EOSG Resources, I sustained and modernized a full enterprise technology ecosystem through eight years of organizational growth, including two major ERP migrations and an end-to-end ATS-to-payroll-to-ERP data pipeline built from the ground up.</w:t>
-      </w:r>
-    </w:p>
-    <w:p>
-      <w:pPr>
-        <w:spacing w:after="100"/>
-        <w:rPr>
-          <w:color w:val="000000"/>
-          <w:sz w:val="2"/>
-          <w:szCs w:val="2"/>
-        </w:rPr>
-      </w:pPr>
-    </w:p>
-    <w:p>
-      <w:pPr>
-        <w:spacing w:after="100"/>
-      </w:pPr>
-      <w:r>
-        <w:rPr>
-          <w:color w:val="000000"/>
-        </w:rPr>
-        <w:t>I am pursuing senior technology leadership roles — Senior Director of Technology, VP of Technology, CTO, or CIO — where the mandate is genuine transformation, not maintenance. I thrive in remote-first environments, lead distributed onshore, nearshore, and offshore teams as standard practice, and bring the architecture, governance, and execution discipline to make complex initiatives land without disrupting the business that depends on them.</w:t>
-      </w:r>
-    </w:p>
-    <w:p>
-      <w:pPr>
-        <w:spacing w:after="100"/>
-        <w:rPr>
-          <w:color w:val="000000"/>
-          <w:sz w:val="2"/>
-          <w:szCs w:val="2"/>
-        </w:rPr>
-      </w:pPr>
-    </w:p>
-    <w:p>
-      <w:pPr>
-        <w:spacing w:after="100"/>
-      </w:pPr>
-      <w:r>
-        <w:rPr>
-          <w:color w:val="000000"/>
-        </w:rPr>
-        <w:t>I would welcome a direct conversation about what your organization is working through and whether my experience is the right fit. I appreciate your time and look forward to connecting.</w:t>
+        <w:t xml:space="preserve"> Cooperative — the nation's first worker-owned healthcare staffing cooperative — consolidating ATS and CRM into a unified Bullhorn environment, implementing ADP Workforce Now, owning a $1M+ technology budget, building the executive and board-level KPI reporting pipelines that gave leadership and grant stakeholders real-time visibility for the first time. Before that, as Director of Information Services at EOSG Resources, I sustained and modernized a full enterprise technology ecosystem through eight years of growth — two major ERP migrations and an end-to-end ATS-to-payroll-to-ERP data pipeline built from the ground up.</w:t>
+      </w:r>
+    </w:p>
+    <w:p>
+      <w:pPr>
+        <w:spacing w:before="120" w:after="60" w:line="264" w:lineRule="auto"/>
+        <w:rPr>
+          <w:color w:val="000000"/>
+        </w:rPr>
+      </w:pPr>
+      <w:r>
+        <w:rPr>
+          <w:color w:val="000000"/>
+        </w:rPr>
+        <w:t>What I'm looking for is the work, not a particular title. I'm drawn to environments where systems are fragmented, processes are manual, and there's an appetite to build the infrastructure that defines how the business runs for the next decade — whether that's leading the function or owning the architecture directly. I do my best work remote-first, lead distributed onshore, nearshore, offshore teams as standard practice, and bring the architecture, governance, execution discipline to make complex initiatives land without disrupting the business that depends on them.</w:t>
+      </w:r>
+    </w:p>
+    <w:p>
+      <w:pPr>
+        <w:spacing w:before="120" w:after="60" w:line="264" w:lineRule="auto"/>
+        <w:rPr>
+          <w:color w:val="000000"/>
+        </w:rPr>
+      </w:pPr>
+      <w:r>
+        <w:rPr>
+          <w:color w:val="000000"/>
+        </w:rPr>
+        <w:t>I'd value a direct conversation about what you're working through and where the fit might be. Thank you for your time.</w:t>
       </w:r>
     </w:p>
     <w:p>
       <w:pPr>
         <w:spacing w:before="120" w:after="60"/>
-        <w:rPr>
-          <w:color w:val="000000"/>
-          <w:sz w:val="2"/>
-          <w:szCs w:val="2"/>
-        </w:rPr>
-      </w:pPr>
-    </w:p>
-    <w:p>
-      <w:pPr>
-        <w:spacing w:before="120" w:after="60"/>
-      </w:pPr>
-      <w:r>
-        <w:rPr>
-          <w:color w:val="000000"/>
-        </w:rPr>
-        <w:t>Thank you,</w:t>
-      </w:r>
+      </w:pPr>
     </w:p>
     <w:p>
       <w:pPr>
@@ -353,7 +277,7 @@
                     <pic:cNvPicPr/>
                   </pic:nvPicPr>
                   <pic:blipFill>
-                    <a:blip r:embed="rId8">
+                    <a:blip r:embed="rId7">
                       <a:extLst>
                         <a:ext uri="{28A0092B-C50C-407E-A947-70E740481C1C}">
                           <a14:useLocalDpi xmlns:a14="http://schemas.microsoft.com/office/drawing/2010/main" val="0"/>

--- a/uploads/Butler_Jamie_Cover_Letter.docx
+++ b/uploads/Butler_Jamie_Cover_Letter.docx
@@ -33,25 +33,7 @@
           <w:sz w:val="17"/>
           <w:szCs w:val="17"/>
         </w:rPr>
-        <w:t>Houston, TX   ·</w:t>
-      </w:r>
-      <w:proofErr w:type="gramStart"/>
-      <w:r>
-        <w:rPr>
-          <w:color w:val="555555"/>
-          <w:sz w:val="17"/>
-          <w:szCs w:val="17"/>
-        </w:rPr>
-        <w:t xml:space="preserve">   (</w:t>
-      </w:r>
-      <w:proofErr w:type="gramEnd"/>
-      <w:r>
-        <w:rPr>
-          <w:color w:val="555555"/>
-          <w:sz w:val="17"/>
-          <w:szCs w:val="17"/>
-        </w:rPr>
-        <w:t xml:space="preserve">951) 768-4008   ·   </w:t>
+        <w:t xml:space="preserve">Houston, TX   ·   (951) 768-4008   ·   </w:t>
       </w:r>
       <w:hyperlink r:id="rId5" w:history="1">
         <w:r>
@@ -97,11 +79,39 @@
     </w:p>
     <w:p>
       <w:pPr>
-        <w:spacing w:before="80" w:after="100"/>
-        <w:rPr>
-          <w:color w:val="000000"/>
-        </w:rPr>
-      </w:pPr>
+        <w:spacing w:before="160" w:after="60"/>
+        <w:jc w:val="center"/>
+        <w:rPr>
+          <w:b/>
+          <w:bCs/>
+          <w:color w:val="1B3A6B"/>
+          <w:sz w:val="24"/>
+          <w:szCs w:val="24"/>
+        </w:rPr>
+      </w:pPr>
+    </w:p>
+    <w:p>
+      <w:pPr>
+        <w:pBdr>
+          <w:bottom w:val="single" w:sz="8" w:space="2" w:color="2E5FA3"/>
+        </w:pBdr>
+        <w:spacing w:before="160" w:after="60"/>
+        <w:jc w:val="center"/>
+        <w:rPr>
+          <w:sz w:val="24"/>
+          <w:szCs w:val="24"/>
+        </w:rPr>
+      </w:pPr>
+      <w:r>
+        <w:rPr>
+          <w:b/>
+          <w:bCs/>
+          <w:color w:val="1B3A6B"/>
+          <w:sz w:val="24"/>
+          <w:szCs w:val="24"/>
+        </w:rPr>
+        <w:t>Cover Letter</w:t>
+      </w:r>
     </w:p>
     <w:p>
       <w:pPr>

--- a/uploads/Butler_Jamie_Cover_Letter.docx
+++ b/uploads/Butler_Jamie_Cover_Letter.docx
@@ -4,264 +4,207 @@
   <w:body>
     <w:p>
       <w:pPr>
-        <w:spacing w:after="40"/>
-        <w:jc w:val="center"/>
+        <w:shd w:val="clear" w:color="auto" w:fill="1A1A1A"/>
+        <w:spacing w:line="620" w:lineRule="exact"/>
+        <w:ind w:left="-1080" w:right="-1080"/>
+      </w:pPr>
+    </w:p>
+    <w:p>
+      <w:pPr>
+        <w:shd w:val="clear" w:color="auto" w:fill="1A1A1A"/>
+        <w:spacing w:line="440" w:lineRule="exact"/>
+        <w:ind w:left="-1080" w:right="-1080" w:firstLine="1080"/>
       </w:pPr>
       <w:r>
         <w:rPr>
           <w:b/>
           <w:bCs/>
-          <w:color w:val="1B3A6B"/>
-          <w:sz w:val="36"/>
-          <w:szCs w:val="36"/>
+          <w:color w:val="FFFFFF"/>
+          <w:sz w:val="40"/>
+          <w:szCs w:val="40"/>
         </w:rPr>
         <w:t>Jamie Butler</w:t>
       </w:r>
     </w:p>
     <w:p>
       <w:pPr>
-        <w:spacing w:after="80"/>
-        <w:jc w:val="center"/>
+        <w:shd w:val="clear" w:color="auto" w:fill="1A1A1A"/>
+        <w:spacing w:line="280" w:lineRule="exact"/>
+        <w:ind w:left="-1080" w:right="-1080" w:firstLine="1080"/>
+      </w:pPr>
+      <w:r>
         <w:rPr>
-          <w:sz w:val="17"/>
-          <w:szCs w:val="17"/>
+          <w:color w:val="FFFFFF"/>
         </w:rPr>
-      </w:pPr>
+        <w:t xml:space="preserve">Technology </w:t>
+      </w:r>
+      <w:proofErr w:type="gramStart"/>
       <w:r>
         <w:rPr>
-          <w:color w:val="555555"/>
-          <w:sz w:val="17"/>
-          <w:szCs w:val="17"/>
+          <w:color w:val="FFFFFF"/>
         </w:rPr>
-        <w:t xml:space="preserve">Houston, TX   ·   (951) 768-4008   ·   </w:t>
+        <w:t>Leader  |</w:t>
+      </w:r>
+      <w:proofErr w:type="gramEnd"/>
+      <w:r>
+        <w:rPr>
+          <w:color w:val="FFFFFF"/>
+        </w:rPr>
+        <w:t xml:space="preserve">  Strategy · Architecture · Transformation</w:t>
+      </w:r>
+    </w:p>
+    <w:p>
+      <w:pPr>
+        <w:shd w:val="clear" w:color="auto" w:fill="1A1A1A"/>
+        <w:spacing w:line="40" w:lineRule="exact"/>
+        <w:ind w:left="-1080" w:right="-1080"/>
+      </w:pPr>
+    </w:p>
+    <w:p>
+      <w:pPr>
+        <w:shd w:val="clear" w:color="auto" w:fill="1A1A1A"/>
+        <w:spacing w:line="240" w:lineRule="exact"/>
+        <w:ind w:left="-1080" w:right="-1080" w:firstLine="1080"/>
+      </w:pPr>
+      <w:r>
+        <w:rPr>
+          <w:color w:val="FFFFFF"/>
+          <w:sz w:val="19"/>
+          <w:szCs w:val="19"/>
+        </w:rPr>
+        <w:t xml:space="preserve">Texas, US  |  </w:t>
       </w:r>
       <w:hyperlink r:id="rId5" w:history="1">
         <w:r>
           <w:rPr>
-            <w:color w:val="2E5FA3"/>
-            <w:sz w:val="17"/>
-            <w:szCs w:val="17"/>
-            <w:u w:val="single"/>
+            <w:rStyle w:val="Hyperlink"/>
+            <w:sz w:val="19"/>
+            <w:szCs w:val="19"/>
           </w:rPr>
           <w:t>jamieadambutler@icloud.com</w:t>
         </w:r>
       </w:hyperlink>
       <w:r>
         <w:rPr>
-          <w:color w:val="555555"/>
-          <w:sz w:val="17"/>
-          <w:szCs w:val="17"/>
+          <w:color w:val="FFFFFF"/>
+          <w:sz w:val="19"/>
+          <w:szCs w:val="19"/>
         </w:rPr>
-        <w:t xml:space="preserve">   ·   </w:t>
+        <w:t xml:space="preserve">  |  (951) 768-4008  |  </w:t>
       </w:r>
       <w:hyperlink r:id="rId6" w:history="1">
         <w:r>
           <w:rPr>
-            <w:color w:val="2E5FA3"/>
-            <w:sz w:val="17"/>
-            <w:szCs w:val="17"/>
-            <w:u w:val="single"/>
+            <w:rStyle w:val="Hyperlink"/>
+            <w:sz w:val="19"/>
+            <w:szCs w:val="19"/>
           </w:rPr>
-          <w:t>linkedin.com/in/</w:t>
+          <w:t>linkedin.com/in/jamieadambutler</w:t>
         </w:r>
-        <w:proofErr w:type="spellStart"/>
-        <w:r>
-          <w:rPr>
-            <w:color w:val="2E5FA3"/>
-            <w:sz w:val="17"/>
-            <w:szCs w:val="17"/>
-            <w:u w:val="single"/>
-          </w:rPr>
-          <w:t>jamieadambutler</w:t>
-        </w:r>
-        <w:proofErr w:type="spellEnd"/>
       </w:hyperlink>
     </w:p>
     <w:p>
       <w:pPr>
-        <w:spacing w:before="160" w:after="60"/>
-        <w:jc w:val="center"/>
+        <w:shd w:val="clear" w:color="auto" w:fill="1A1A1A"/>
+        <w:spacing w:line="360" w:lineRule="exact"/>
+        <w:ind w:left="-1080" w:right="-1080"/>
+      </w:pPr>
+    </w:p>
+    <w:p>
+      <w:pPr>
+        <w:pStyle w:val="Heading1"/>
+        <w:pBdr>
+          <w:bottom w:val="single" w:sz="6" w:space="2" w:color="000000"/>
+        </w:pBdr>
+        <w:spacing w:after="120"/>
+        <w:rPr>
+          <w:sz w:val="2"/>
+          <w:szCs w:val="2"/>
+        </w:rPr>
+      </w:pPr>
+    </w:p>
+    <w:p>
+      <w:pPr>
+        <w:pStyle w:val="Heading1"/>
+        <w:pBdr>
+          <w:bottom w:val="single" w:sz="6" w:space="2" w:color="000000"/>
+        </w:pBdr>
+        <w:spacing w:after="120"/>
+      </w:pPr>
+      <w:r>
+        <w:t>Cover Letter</w:t>
+      </w:r>
+    </w:p>
+    <w:p>
+      <w:pPr>
+        <w:spacing w:after="200" w:line="276" w:lineRule="auto"/>
+        <w:rPr>
+          <w:sz w:val="10"/>
+          <w:szCs w:val="10"/>
+        </w:rPr>
+      </w:pPr>
+    </w:p>
+    <w:p>
+      <w:pPr>
+        <w:spacing w:after="200" w:line="276" w:lineRule="auto"/>
+      </w:pPr>
+      <w:r>
+        <w:t>I have spent more than twenty years doing one thing well: taking organizations with disconnected systems and manual processes and building the technology foundation that lets them run the way leadership always intended. The industries have shifted across legal services, healthcare staffing, financial services, manufacturing, and retail, but the work is the same. Architecture, not administration.</w:t>
+      </w:r>
+    </w:p>
+    <w:p>
+      <w:pPr>
+        <w:spacing w:after="200" w:line="276" w:lineRule="auto"/>
+      </w:pPr>
+      <w:r>
+        <w:t>Most recently I led enterprise technology at Latitude Legal through four post-acquisition integrations and a period of rapid growth. I stood up a Microsoft 365 environment for a 150 to 500 user organization, moved the company from Bullhorn to Salesforce with an Experience Cloud portal and AI agents, automated the contract lifecycle in Ironclad, and built a dedicated security program from the ground up. None of it was an IT project in isolation. Each one changed how the business actually performed.</w:t>
+      </w:r>
+    </w:p>
+    <w:p>
+      <w:pPr>
+        <w:spacing w:after="200" w:line="276" w:lineRule="auto"/>
+      </w:pPr>
+      <w:r>
+        <w:t>Earlier I ran the same pattern at AlliedUP, consolidating recruiting and CRM onto one Bullhorn platform, implementing ADP Workforce Now, and building the board and grant reporting that gave leadership real visibility for the first time. At EOSG I sustained an enterprise stack through eight years of growth, including two ERP migrations and an integrated pipeline connecting recruiting, payroll, and finance into one continuous flow.</w:t>
+      </w:r>
+    </w:p>
+    <w:p>
+      <w:pPr>
+        <w:spacing w:after="200" w:line="276" w:lineRule="auto"/>
+      </w:pPr>
+      <w:r>
+        <w:t>I work at both ends of the problem at once. In a leadership conversation I can translate a business challenge into a technology strategy, then go deep into the architecture to make sure it gets built right. That combination is what lets an organization grow without growing its complexity.</w:t>
+      </w:r>
+    </w:p>
+    <w:p>
+      <w:pPr>
+        <w:spacing w:after="200" w:line="276" w:lineRule="auto"/>
+      </w:pPr>
+      <w:r>
+        <w:t>I am open to technology leadership and senior individual contributor roles, remote-first, where the mandate is real transformation rather than maintenance. If your organization is working through that kind of change, I would be glad to talk about where I can help.</w:t>
+      </w:r>
+    </w:p>
+    <w:p>
+      <w:pPr>
+        <w:spacing w:after="60"/>
+      </w:pPr>
+      <w:r>
+        <w:t>Thank you,</w:t>
+      </w:r>
+    </w:p>
+    <w:p>
+      <w:pPr>
         <w:rPr>
           <w:b/>
           <w:bCs/>
-          <w:color w:val="1B3A6B"/>
-          <w:sz w:val="24"/>
-          <w:szCs w:val="24"/>
         </w:rPr>
       </w:pPr>
     </w:p>
     <w:p>
       <w:pPr>
-        <w:pBdr>
-          <w:bottom w:val="single" w:sz="8" w:space="2" w:color="2E5FA3"/>
-        </w:pBdr>
-        <w:spacing w:before="160" w:after="60"/>
-        <w:jc w:val="center"/>
-        <w:rPr>
-          <w:sz w:val="24"/>
-          <w:szCs w:val="24"/>
-        </w:rPr>
-      </w:pPr>
-      <w:r>
         <w:rPr>
           <w:b/>
           <w:bCs/>
-          <w:color w:val="1B3A6B"/>
-          <w:sz w:val="24"/>
-          <w:szCs w:val="24"/>
-        </w:rPr>
-        <w:t>Cover Letter</w:t>
-      </w:r>
-    </w:p>
-    <w:p>
-      <w:pPr>
-        <w:spacing w:before="80" w:after="100"/>
-        <w:rPr>
-          <w:color w:val="000000"/>
-        </w:rPr>
-      </w:pPr>
-    </w:p>
-    <w:p>
-      <w:pPr>
-        <w:spacing w:before="80" w:after="100" w:line="264" w:lineRule="auto"/>
-      </w:pPr>
-      <w:r>
-        <w:rPr>
-          <w:color w:val="000000"/>
-        </w:rPr>
-        <w:t>Hello —</w:t>
-      </w:r>
-    </w:p>
-    <w:p>
-      <w:pPr>
-        <w:spacing w:after="100" w:line="264" w:lineRule="auto"/>
-        <w:rPr>
-          <w:color w:val="000000"/>
-          <w:sz w:val="2"/>
-          <w:szCs w:val="2"/>
-        </w:rPr>
-      </w:pPr>
-    </w:p>
-    <w:p>
-      <w:pPr>
-        <w:spacing w:before="120" w:after="60" w:line="264" w:lineRule="auto"/>
-        <w:rPr>
-          <w:color w:val="000000"/>
-        </w:rPr>
-      </w:pPr>
-      <w:r>
-        <w:rPr>
-          <w:color w:val="000000"/>
-        </w:rPr>
-        <w:t>I have spent more than twenty years doing one thing consistently: taking organizations with fragmented systems, disconnected data, manual processes, and building the technology infrastructure that lets them run the way leadership always intended. That work has taken me across legal services, healthcare staffing, financial services, manufacturing, retail, education. The environments change. The pattern doesn't. Neither does the outcome.</w:t>
-      </w:r>
-    </w:p>
-    <w:p>
-      <w:pPr>
-        <w:spacing w:before="120" w:after="60" w:line="264" w:lineRule="auto"/>
-        <w:rPr>
-          <w:color w:val="000000"/>
-        </w:rPr>
-      </w:pPr>
-      <w:r>
-        <w:rPr>
-          <w:color w:val="000000"/>
-        </w:rPr>
-        <w:t>What sets the work apart is operating at both ends of the problem at once. I can sit in a strategy conversation and translate a business problem into a technology direction, then go deep enough into the architecture to build it right. Executive thinking paired with technical execution — that's the line between transformation and administration. It's a rare combination in technology leadership, and most organizations need both.</w:t>
-      </w:r>
-    </w:p>
-    <w:p>
-      <w:pPr>
-        <w:spacing w:before="120" w:after="60" w:line="264" w:lineRule="auto"/>
-        <w:rPr>
-          <w:color w:val="000000"/>
-        </w:rPr>
-      </w:pPr>
-      <w:r>
-        <w:rPr>
-          <w:color w:val="000000"/>
-        </w:rPr>
-        <w:t>In my most recent role as Senior Director of Technology at Latitude Legal, I led a full enterprise transformation across an organization scaling through four post-acquisition integrations. The headline project — the largest technology transformation in the company's history — was a full migration from Bullhorn to Salesforce, consolidating recruiting, business development, contract lifecycle, marketing, candidate experience into one connected ecosystem. I architected the Salesforce platform end to end, stood up the Experience Cloud candidate portal, integrated Ironclad CLM, HubSpot, Jira, Slack, and built AI-powered candidate matching with Salesforce AI and custom GPT agents. Around that I delivered the Microsoft 365 tenant migration, Zoom Phone AI IVR, a dedicated MSSP rollout establishing formal cybersecurity governance, and a Power Automate onboarding system that cleared a critical bottleneck during rapid hiring scale-up. These weren't IT projects. They changed how the business performs.</w:t>
-      </w:r>
-    </w:p>
-    <w:p>
-      <w:pPr>
-        <w:spacing w:before="120" w:after="60" w:line="264" w:lineRule="auto"/>
-        <w:rPr>
-          <w:color w:val="000000"/>
-        </w:rPr>
-      </w:pPr>
-      <w:r>
-        <w:rPr>
-          <w:color w:val="000000"/>
-        </w:rPr>
-        <w:t xml:space="preserve">Earlier I ran the same playbook at </w:t>
-      </w:r>
-      <w:proofErr w:type="spellStart"/>
-      <w:r>
-        <w:rPr>
-          <w:color w:val="000000"/>
-        </w:rPr>
-        <w:t>AlliedUP</w:t>
-      </w:r>
-      <w:proofErr w:type="spellEnd"/>
-      <w:r>
-        <w:rPr>
-          <w:color w:val="000000"/>
-        </w:rPr>
-        <w:t xml:space="preserve"> Cooperative — the nation's first worker-owned healthcare staffing cooperative — consolidating ATS and CRM into a unified Bullhorn environment, implementing ADP Workforce Now, owning a $1M+ technology budget, building the executive and board-level KPI reporting pipelines that gave leadership and grant stakeholders real-time visibility for the first time. Before that, as Director of Information Services at EOSG Resources, I sustained and modernized a full enterprise technology ecosystem through eight years of growth — two major ERP migrations and an end-to-end ATS-to-payroll-to-ERP data pipeline built from the ground up.</w:t>
-      </w:r>
-    </w:p>
-    <w:p>
-      <w:pPr>
-        <w:spacing w:before="120" w:after="60" w:line="264" w:lineRule="auto"/>
-        <w:rPr>
-          <w:color w:val="000000"/>
-        </w:rPr>
-      </w:pPr>
-      <w:r>
-        <w:rPr>
-          <w:color w:val="000000"/>
-        </w:rPr>
-        <w:t>What I'm looking for is the work, not a particular title. I'm drawn to environments where systems are fragmented, processes are manual, and there's an appetite to build the infrastructure that defines how the business runs for the next decade — whether that's leading the function or owning the architecture directly. I do my best work remote-first, lead distributed onshore, nearshore, offshore teams as standard practice, and bring the architecture, governance, execution discipline to make complex initiatives land without disrupting the business that depends on them.</w:t>
-      </w:r>
-    </w:p>
-    <w:p>
-      <w:pPr>
-        <w:spacing w:before="120" w:after="60" w:line="264" w:lineRule="auto"/>
-        <w:rPr>
-          <w:color w:val="000000"/>
-        </w:rPr>
-      </w:pPr>
-      <w:r>
-        <w:rPr>
-          <w:color w:val="000000"/>
-        </w:rPr>
-        <w:t>I'd value a direct conversation about what you're working through and where the fit might be. Thank you for your time.</w:t>
-      </w:r>
-    </w:p>
-    <w:p>
-      <w:pPr>
-        <w:spacing w:before="120" w:after="60"/>
-      </w:pPr>
-    </w:p>
-    <w:p>
-      <w:pPr>
-        <w:rPr>
-          <w:b/>
-          <w:bCs/>
-          <w:color w:val="1B3A6B"/>
-          <w:sz w:val="2"/>
-          <w:szCs w:val="2"/>
-        </w:rPr>
-      </w:pPr>
-    </w:p>
-    <w:p>
-      <w:pPr>
-        <w:rPr>
-          <w:b/>
-          <w:bCs/>
-          <w:color w:val="1B3A6B"/>
         </w:rPr>
       </w:pPr>
       <w:r>
@@ -269,13 +212,12 @@
           <w:b/>
           <w:bCs/>
           <w:noProof/>
-          <w:color w:val="1B3A6B"/>
         </w:rPr>
         <w:drawing>
-          <wp:inline distT="0" distB="0" distL="0" distR="0" wp14:anchorId="64609A61" wp14:editId="6DC4654C">
-            <wp:extent cx="1965059" cy="715224"/>
-            <wp:effectExtent l="0" t="0" r="3810" b="0"/>
-            <wp:docPr id="1736646592" name="Picture 1"/>
+          <wp:inline distT="0" distB="0" distL="0" distR="0" wp14:anchorId="5A4E092F" wp14:editId="1F644D97">
+            <wp:extent cx="1837854" cy="668925"/>
+            <wp:effectExtent l="0" t="0" r="3810" b="4445"/>
+            <wp:docPr id="552032185" name="Picture 1"/>
             <wp:cNvGraphicFramePr>
               <a:graphicFrameLocks xmlns:a="http://schemas.openxmlformats.org/drawingml/2006/main" noChangeAspect="1"/>
             </wp:cNvGraphicFramePr>
@@ -283,11 +225,11 @@
               <a:graphicData uri="http://schemas.openxmlformats.org/drawingml/2006/picture">
                 <pic:pic xmlns:pic="http://schemas.openxmlformats.org/drawingml/2006/picture">
                   <pic:nvPicPr>
-                    <pic:cNvPr id="1736646592" name="Picture 1736646592"/>
+                    <pic:cNvPr id="552032185" name="Picture 552032185"/>
                     <pic:cNvPicPr/>
                   </pic:nvPicPr>
                   <pic:blipFill>
-                    <a:blip r:embed="rId7">
+                    <a:blip r:embed="rId7" cstate="print">
                       <a:extLst>
                         <a:ext uri="{28A0092B-C50C-407E-A947-70E740481C1C}">
                           <a14:useLocalDpi xmlns:a14="http://schemas.microsoft.com/office/drawing/2010/main" val="0"/>
@@ -301,7 +243,7 @@
                   <pic:spPr>
                     <a:xfrm>
                       <a:off x="0" y="0"/>
-                      <a:ext cx="2360451" cy="859135"/>
+                      <a:ext cx="1900371" cy="691679"/>
                     </a:xfrm>
                     <a:prstGeom prst="rect">
                       <a:avLst/>
@@ -319,30 +261,13 @@
         <w:rPr>
           <w:b/>
           <w:bCs/>
-          <w:color w:val="1B3A6B"/>
         </w:rPr>
-        <w:t xml:space="preserve">Jamie </w:t>
-      </w:r>
-      <w:r>
-        <w:rPr>
-          <w:b/>
-          <w:bCs/>
-          <w:color w:val="1B3A6B"/>
-        </w:rPr>
-        <w:t xml:space="preserve">A. </w:t>
-      </w:r>
-      <w:r>
-        <w:rPr>
-          <w:b/>
-          <w:bCs/>
-          <w:color w:val="1B3A6B"/>
-        </w:rPr>
-        <w:t>Butler</w:t>
+        <w:t>Jamie Butler</w:t>
       </w:r>
     </w:p>
     <w:sectPr>
       <w:pgSz w:w="12240" w:h="15840"/>
-      <w:pgMar w:top="1080" w:right="1080" w:bottom="1080" w:left="1080" w:header="708" w:footer="708" w:gutter="0"/>
+      <w:pgMar w:top="0" w:right="1080" w:bottom="864" w:left="1080" w:header="708" w:footer="708" w:gutter="0"/>
       <w:cols w:space="720"/>
       <w:docGrid w:linePitch="360"/>
     </w:sectPr>
@@ -353,64 +278,10 @@
 <file path=word/numbering.xml><?xml version="1.0" encoding="utf-8"?>
 <w:numbering xmlns:wpc="http://schemas.microsoft.com/office/word/2010/wordprocessingCanvas" xmlns:cx="http://schemas.microsoft.com/office/drawing/2014/chartex" xmlns:cx1="http://schemas.microsoft.com/office/drawing/2015/9/8/chartex" xmlns:cx2="http://schemas.microsoft.com/office/drawing/2015/10/21/chartex" xmlns:cx3="http://schemas.microsoft.com/office/drawing/2016/5/9/chartex" xmlns:cx4="http://schemas.microsoft.com/office/drawing/2016/5/10/chartex" xmlns:cx5="http://schemas.microsoft.com/office/drawing/2016/5/11/chartex" xmlns:cx6="http://schemas.microsoft.com/office/drawing/2016/5/12/chartex" xmlns:cx7="http://schemas.microsoft.com/office/drawing/2016/5/13/chartex" xmlns:cx8="http://schemas.microsoft.com/office/drawing/2016/5/14/chartex" xmlns:mc="http://schemas.openxmlformats.org/markup-compatibility/2006" xmlns:aink="http://schemas.microsoft.com/office/drawing/2016/ink" xmlns:am3d="http://schemas.microsoft.com/office/drawing/2017/model3d" xmlns:o="urn:schemas-microsoft-com:office:office" xmlns:oel="http://schemas.microsoft.com/office/2019/extlst" xmlns:r="http://schemas.openxmlformats.org/officeDocument/2006/relationships" xmlns:m="http://schemas.openxmlformats.org/officeDocument/2006/math" xmlns:v="urn:schemas-microsoft-com:vml" xmlns:wp14="http://schemas.microsoft.com/office/word/2010/wordprocessingDrawing" xmlns:wp="http://schemas.openxmlformats.org/drawingml/2006/wordprocessingDrawing" xmlns:w10="urn:schemas-microsoft-com:office:word" xmlns:w="http://schemas.openxmlformats.org/wordprocessingml/2006/main" xmlns:w14="http://schemas.microsoft.com/office/word/2010/wordml" xmlns:w15="http://schemas.microsoft.com/office/word/2012/wordml" xmlns:w16cex="http://schemas.microsoft.com/office/word/2018/wordml/cex" xmlns:w16cid="http://schemas.microsoft.com/office/word/2016/wordml/cid" xmlns:w16="http://schemas.microsoft.com/office/word/2018/wordml" xmlns:w16du="http://schemas.microsoft.com/office/word/2023/wordml/word16du" xmlns:w16sdtdh="http://schemas.microsoft.com/office/word/2020/wordml/sdtdatahash" xmlns:w16sdtfl="http://schemas.microsoft.com/office/word/2024/wordml/sdtformatlock" xmlns:w16se="http://schemas.microsoft.com/office/word/2015/wordml/symex" xmlns:wpg="http://schemas.microsoft.com/office/word/2010/wordprocessingGroup" xmlns:wpi="http://schemas.microsoft.com/office/word/2010/wordprocessingInk" xmlns:wne="http://schemas.microsoft.com/office/word/2006/wordml" xmlns:wps="http://schemas.microsoft.com/office/word/2010/wordprocessingShape" mc:Ignorable="w14 w15 w16se w16cid w16 w16cex w16sdtdh w16sdtfl w16du wp14">
   <w:abstractNum w:abstractNumId="0" w15:restartNumberingAfterBreak="0">
-    <w:nsid w:val="018D3A76"/>
+    <w:nsid w:val="3703378C"/>
     <w:multiLevelType w:val="hybridMultilevel"/>
-    <w:tmpl w:val="0A12C0DA"/>
-    <w:lvl w:ilvl="0" w:tplc="00260854">
-      <w:start w:val="1"/>
-      <w:numFmt w:val="bullet"/>
-      <w:lvlText w:val="•"/>
-      <w:lvlJc w:val="left"/>
-      <w:pPr>
-        <w:ind w:left="360" w:hanging="220"/>
-      </w:pPr>
-    </w:lvl>
-    <w:lvl w:ilvl="1" w:tplc="CD7E079A">
-      <w:numFmt w:val="decimal"/>
-      <w:lvlText w:val=""/>
-      <w:lvlJc w:val="left"/>
-    </w:lvl>
-    <w:lvl w:ilvl="2" w:tplc="1C1CA052">
-      <w:numFmt w:val="decimal"/>
-      <w:lvlText w:val=""/>
-      <w:lvlJc w:val="left"/>
-    </w:lvl>
-    <w:lvl w:ilvl="3" w:tplc="04A6B950">
-      <w:numFmt w:val="decimal"/>
-      <w:lvlText w:val=""/>
-      <w:lvlJc w:val="left"/>
-    </w:lvl>
-    <w:lvl w:ilvl="4" w:tplc="A350AFB2">
-      <w:numFmt w:val="decimal"/>
-      <w:lvlText w:val=""/>
-      <w:lvlJc w:val="left"/>
-    </w:lvl>
-    <w:lvl w:ilvl="5" w:tplc="AF886A2E">
-      <w:numFmt w:val="decimal"/>
-      <w:lvlText w:val=""/>
-      <w:lvlJc w:val="left"/>
-    </w:lvl>
-    <w:lvl w:ilvl="6" w:tplc="F6A6DC5A">
-      <w:numFmt w:val="decimal"/>
-      <w:lvlText w:val=""/>
-      <w:lvlJc w:val="left"/>
-    </w:lvl>
-    <w:lvl w:ilvl="7" w:tplc="2938A648">
-      <w:numFmt w:val="decimal"/>
-      <w:lvlText w:val=""/>
-      <w:lvlJc w:val="left"/>
-    </w:lvl>
-    <w:lvl w:ilvl="8" w:tplc="9F26EDAC">
-      <w:numFmt w:val="decimal"/>
-      <w:lvlText w:val=""/>
-      <w:lvlJc w:val="left"/>
-    </w:lvl>
-  </w:abstractNum>
-  <w:abstractNum w:abstractNumId="1" w15:restartNumberingAfterBreak="0">
-    <w:nsid w:val="57982013"/>
-    <w:multiLevelType w:val="hybridMultilevel"/>
-    <w:tmpl w:val="577A56C0"/>
-    <w:lvl w:ilvl="0" w:tplc="6B8A1450">
+    <w:tmpl w:val="4D02DAB2"/>
+    <w:lvl w:ilvl="0" w:tplc="8BCC7AEA">
       <w:start w:val="1"/>
       <w:numFmt w:val="bullet"/>
       <w:lvlText w:val="●"/>
@@ -419,7 +290,7 @@
         <w:ind w:left="720" w:hanging="360"/>
       </w:pPr>
     </w:lvl>
-    <w:lvl w:ilvl="1" w:tplc="872C38DA">
+    <w:lvl w:ilvl="1" w:tplc="FD9AC9CC">
       <w:start w:val="1"/>
       <w:numFmt w:val="bullet"/>
       <w:lvlText w:val="○"/>
@@ -428,7 +299,7 @@
         <w:ind w:left="1440" w:hanging="360"/>
       </w:pPr>
     </w:lvl>
-    <w:lvl w:ilvl="2" w:tplc="5788706C">
+    <w:lvl w:ilvl="2" w:tplc="496651EE">
       <w:start w:val="1"/>
       <w:numFmt w:val="bullet"/>
       <w:lvlText w:val="■"/>
@@ -437,7 +308,7 @@
         <w:ind w:left="2160" w:hanging="360"/>
       </w:pPr>
     </w:lvl>
-    <w:lvl w:ilvl="3" w:tplc="57F0ECDA">
+    <w:lvl w:ilvl="3" w:tplc="95CE758E">
       <w:start w:val="1"/>
       <w:numFmt w:val="bullet"/>
       <w:lvlText w:val="●"/>
@@ -446,7 +317,7 @@
         <w:ind w:left="2880" w:hanging="360"/>
       </w:pPr>
     </w:lvl>
-    <w:lvl w:ilvl="4" w:tplc="1E32CE70">
+    <w:lvl w:ilvl="4" w:tplc="57246D46">
       <w:start w:val="1"/>
       <w:numFmt w:val="bullet"/>
       <w:lvlText w:val="○"/>
@@ -455,7 +326,7 @@
         <w:ind w:left="3600" w:hanging="360"/>
       </w:pPr>
     </w:lvl>
-    <w:lvl w:ilvl="5" w:tplc="20F2631E">
+    <w:lvl w:ilvl="5" w:tplc="7EBC92FE">
       <w:start w:val="1"/>
       <w:numFmt w:val="bullet"/>
       <w:lvlText w:val="■"/>
@@ -464,7 +335,7 @@
         <w:ind w:left="4320" w:hanging="360"/>
       </w:pPr>
     </w:lvl>
-    <w:lvl w:ilvl="6" w:tplc="EC840890">
+    <w:lvl w:ilvl="6" w:tplc="878803B4">
       <w:start w:val="1"/>
       <w:numFmt w:val="bullet"/>
       <w:lvlText w:val="●"/>
@@ -473,7 +344,7 @@
         <w:ind w:left="5040" w:hanging="360"/>
       </w:pPr>
     </w:lvl>
-    <w:lvl w:ilvl="7" w:tplc="C1F0BC5C">
+    <w:lvl w:ilvl="7" w:tplc="652247A0">
       <w:start w:val="1"/>
       <w:numFmt w:val="bullet"/>
       <w:lvlText w:val="●"/>
@@ -482,7 +353,7 @@
         <w:ind w:left="5760" w:hanging="360"/>
       </w:pPr>
     </w:lvl>
-    <w:lvl w:ilvl="8" w:tplc="849A86A2">
+    <w:lvl w:ilvl="8" w:tplc="3F2CC870">
       <w:start w:val="1"/>
       <w:numFmt w:val="bullet"/>
       <w:lvlText w:val="●"/>
@@ -492,8 +363,8 @@
       </w:pPr>
     </w:lvl>
   </w:abstractNum>
-  <w:num w:numId="1" w16cid:durableId="517963322">
-    <w:abstractNumId w:val="1"/>
+  <w:num w:numId="1" w16cid:durableId="1982466605">
+    <w:abstractNumId w:val="0"/>
     <w:lvlOverride w:ilvl="0">
       <w:startOverride w:val="1"/>
     </w:lvlOverride>
@@ -506,7 +377,9 @@
   <w:docDefaults>
     <w:rPrDefault>
       <w:rPr>
-        <w:rFonts w:ascii="Arial" w:eastAsia="Arial" w:hAnsi="Arial" w:cs="Arial"/>
+        <w:rFonts w:ascii="Garamond" w:eastAsia="Garamond" w:hAnsi="Garamond" w:cs="Garamond"/>
+        <w:sz w:val="22"/>
+        <w:szCs w:val="22"/>
         <w:lang w:val="en-US" w:eastAsia="en-US" w:bidi="ar-SA"/>
       </w:rPr>
     </w:rPrDefault>
@@ -899,12 +772,15 @@
     <w:uiPriority w:val="9"/>
     <w:qFormat/>
     <w:pPr>
+      <w:spacing w:before="160" w:after="80"/>
       <w:outlineLvl w:val="0"/>
     </w:pPr>
     <w:rPr>
-      <w:color w:val="2E74B5"/>
-      <w:sz w:val="32"/>
-      <w:szCs w:val="32"/>
+      <w:b/>
+      <w:bCs/>
+      <w:color w:val="000000"/>
+      <w:sz w:val="26"/>
+      <w:szCs w:val="26"/>
     </w:rPr>
   </w:style>
   <w:style w:type="paragraph" w:styleId="Heading2">
@@ -1050,6 +926,10 @@
     <w:uiPriority w:val="99"/>
     <w:semiHidden/>
     <w:unhideWhenUsed/>
+    <w:rPr>
+      <w:sz w:val="20"/>
+      <w:szCs w:val="20"/>
+    </w:rPr>
   </w:style>
   <w:style w:type="character" w:customStyle="1" w:styleId="FootnoteTextChar">
     <w:name w:val="Footnote Text Char"/>
@@ -1077,6 +957,10 @@
     <w:uiPriority w:val="99"/>
     <w:semiHidden/>
     <w:unhideWhenUsed/>
+    <w:rPr>
+      <w:sz w:val="20"/>
+      <w:szCs w:val="20"/>
+    </w:rPr>
   </w:style>
   <w:style w:type="character" w:customStyle="1" w:styleId="EndnoteTextChar">
     <w:name w:val="Endnote Text Char"/>
@@ -1087,6 +971,18 @@
     <w:rPr>
       <w:sz w:val="20"/>
       <w:szCs w:val="20"/>
+    </w:rPr>
+  </w:style>
+  <w:style w:type="character" w:styleId="UnresolvedMention">
+    <w:name w:val="Unresolved Mention"/>
+    <w:basedOn w:val="DefaultParagraphFont"/>
+    <w:uiPriority w:val="99"/>
+    <w:semiHidden/>
+    <w:unhideWhenUsed/>
+    <w:rsid w:val="00547BA0"/>
+    <w:rPr>
+      <w:color w:val="605E5C"/>
+      <w:shd w:val="clear" w:color="auto" w:fill="E1DFDD"/>
     </w:rPr>
   </w:style>
 </w:styles>

--- a/uploads/Butler_Jamie_Cover_Letter.docx
+++ b/uploads/Butler_Jamie_Cover_Letter.docx
@@ -4,14 +4,14 @@
   <w:body>
     <w:p>
       <w:pPr>
-        <w:shd w:val="clear" w:color="auto" w:fill="1A1A1A"/>
+        <w:shd w:val="clear" w:color="auto" w:fill="D6E4F0"/>
         <w:spacing w:line="620" w:lineRule="exact"/>
         <w:ind w:left="-1080" w:right="-1080"/>
       </w:pPr>
     </w:p>
     <w:p>
       <w:pPr>
-        <w:shd w:val="clear" w:color="auto" w:fill="1A1A1A"/>
+        <w:shd w:val="clear" w:color="auto" w:fill="D6E4F0"/>
         <w:spacing w:line="440" w:lineRule="exact"/>
         <w:ind w:left="-1080" w:right="-1080" w:firstLine="1080"/>
       </w:pPr>
@@ -19,7 +19,7 @@
         <w:rPr>
           <w:b/>
           <w:bCs/>
-          <w:color w:val="FFFFFF"/>
+          <w:color w:val="1A1A1A"/>
           <w:sz w:val="40"/>
           <w:szCs w:val="40"/>
         </w:rPr>
@@ -28,47 +28,55 @@
     </w:p>
     <w:p>
       <w:pPr>
-        <w:shd w:val="clear" w:color="auto" w:fill="1A1A1A"/>
+        <w:shd w:val="clear" w:color="auto" w:fill="D6E4F0"/>
         <w:spacing w:line="280" w:lineRule="exact"/>
         <w:ind w:left="-1080" w:right="-1080" w:firstLine="1080"/>
       </w:pPr>
       <w:r>
         <w:rPr>
-          <w:color w:val="FFFFFF"/>
+          <w:b/>
+          <w:bCs/>
+          <w:color w:val="1A1A1A"/>
         </w:rPr>
-        <w:t xml:space="preserve">Technology </w:t>
-      </w:r>
-      <w:proofErr w:type="gramStart"/>
+        <w:t>Technology</w:t>
+      </w:r>
       <w:r>
         <w:rPr>
-          <w:color w:val="FFFFFF"/>
+          <w:color w:val="1A1A1A"/>
         </w:rPr>
-        <w:t>Leader  |</w:t>
-      </w:r>
-      <w:proofErr w:type="gramEnd"/>
+        <w:t xml:space="preserve"> </w:t>
+      </w:r>
       <w:r>
         <w:rPr>
-          <w:color w:val="FFFFFF"/>
+          <w:b/>
+          <w:bCs/>
+          <w:color w:val="1A1A1A"/>
         </w:rPr>
-        <w:t xml:space="preserve">  Strategy · Architecture · Transformation</w:t>
-      </w:r>
-    </w:p>
-    <w:p>
-      <w:pPr>
-        <w:shd w:val="clear" w:color="auto" w:fill="1A1A1A"/>
+        <w:t>Leader</w:t>
+      </w:r>
+      <w:r>
+        <w:rPr>
+          <w:color w:val="1A1A1A"/>
+        </w:rPr>
+        <w:t xml:space="preserve">  |  Strategy · Architecture · Transformation</w:t>
+      </w:r>
+    </w:p>
+    <w:p>
+      <w:pPr>
+        <w:shd w:val="clear" w:color="auto" w:fill="D6E4F0"/>
         <w:spacing w:line="40" w:lineRule="exact"/>
         <w:ind w:left="-1080" w:right="-1080"/>
       </w:pPr>
     </w:p>
     <w:p>
       <w:pPr>
-        <w:shd w:val="clear" w:color="auto" w:fill="1A1A1A"/>
+        <w:shd w:val="clear" w:color="auto" w:fill="D6E4F0"/>
         <w:spacing w:line="240" w:lineRule="exact"/>
         <w:ind w:left="-1080" w:right="-1080" w:firstLine="1080"/>
       </w:pPr>
       <w:r>
         <w:rPr>
-          <w:color w:val="FFFFFF"/>
+          <w:color w:val="1A1A1A"/>
           <w:sz w:val="19"/>
           <w:szCs w:val="19"/>
         </w:rPr>
@@ -86,7 +94,7 @@
       </w:hyperlink>
       <w:r>
         <w:rPr>
-          <w:color w:val="FFFFFF"/>
+          <w:color w:val="1A1A1A"/>
           <w:sz w:val="19"/>
           <w:szCs w:val="19"/>
         </w:rPr>
@@ -105,7 +113,7 @@
     </w:p>
     <w:p>
       <w:pPr>
-        <w:shd w:val="clear" w:color="auto" w:fill="1A1A1A"/>
+        <w:shd w:val="clear" w:color="auto" w:fill="D6E4F0"/>
         <w:spacing w:line="360" w:lineRule="exact"/>
         <w:ind w:left="-1080" w:right="-1080"/>
       </w:pPr>
@@ -214,9 +222,9 @@
           <w:noProof/>
         </w:rPr>
         <w:drawing>
-          <wp:inline distT="0" distB="0" distL="0" distR="0" wp14:anchorId="5A4E092F" wp14:editId="1F644D97">
+          <wp:inline distT="0" distB="0" distL="0" distR="0" wp14:anchorId="5A4E092F" wp14:editId="48DE29E7">
             <wp:extent cx="1837854" cy="668925"/>
-            <wp:effectExtent l="0" t="0" r="3810" b="4445"/>
+            <wp:effectExtent l="38100" t="127000" r="41910" b="118745"/>
             <wp:docPr id="552032185" name="Picture 1"/>
             <wp:cNvGraphicFramePr>
               <a:graphicFrameLocks xmlns:a="http://schemas.openxmlformats.org/drawingml/2006/main" noChangeAspect="1"/>
@@ -241,7 +249,7 @@
                     </a:stretch>
                   </pic:blipFill>
                   <pic:spPr>
-                    <a:xfrm>
+                    <a:xfrm rot="453353">
                       <a:off x="0" y="0"/>
                       <a:ext cx="1900371" cy="691679"/>
                     </a:xfrm>

--- a/uploads/Butler_Jamie_Cover_Letter.docx
+++ b/uploads/Butler_Jamie_Cover_Letter.docx
@@ -4,215 +4,359 @@
   <w:body>
     <w:p>
       <w:pPr>
-        <w:shd w:val="clear" w:color="auto" w:fill="D6E4F0"/>
-        <w:spacing w:line="620" w:lineRule="exact"/>
-        <w:ind w:left="-1080" w:right="-1080"/>
-      </w:pPr>
+        <w:spacing w:after="40"/>
+        <w:jc w:val="center"/>
+      </w:pPr>
+      <w:r>
+        <w:rPr>
+          <w:b/>
+          <w:bCs/>
+          <w:color w:val="1B3A6B"/>
+          <w:sz w:val="40"/>
+          <w:szCs w:val="40"/>
+        </w:rPr>
+        <w:t>Jamie Butler</w:t>
+      </w:r>
     </w:p>
     <w:p>
       <w:pPr>
-        <w:shd w:val="clear" w:color="auto" w:fill="D6E4F0"/>
-        <w:spacing w:line="440" w:lineRule="exact"/>
-        <w:ind w:left="-1080" w:right="-1080" w:firstLine="1080"/>
+        <w:spacing w:after="30"/>
+        <w:jc w:val="center"/>
       </w:pPr>
       <w:r>
         <w:rPr>
           <w:b/>
           <w:bCs/>
-          <w:color w:val="1A1A1A"/>
-          <w:sz w:val="40"/>
-          <w:szCs w:val="40"/>
-        </w:rPr>
-        <w:t>Jamie Butler</w:t>
+          <w:color w:val="2E5FA3"/>
+          <w:sz w:val="23"/>
+          <w:szCs w:val="23"/>
+        </w:rPr>
+        <w:t xml:space="preserve">Technology </w:t>
+      </w:r>
+      <w:proofErr w:type="gramStart"/>
+      <w:r>
+        <w:rPr>
+          <w:b/>
+          <w:bCs/>
+          <w:color w:val="2E5FA3"/>
+          <w:sz w:val="23"/>
+          <w:szCs w:val="23"/>
+        </w:rPr>
+        <w:t>Leader  ·</w:t>
+      </w:r>
+      <w:proofErr w:type="gramEnd"/>
+      <w:r>
+        <w:rPr>
+          <w:b/>
+          <w:bCs/>
+          <w:color w:val="2E5FA3"/>
+          <w:sz w:val="23"/>
+          <w:szCs w:val="23"/>
+        </w:rPr>
+        <w:t xml:space="preserve">  Systems Architect</w:t>
       </w:r>
     </w:p>
     <w:p>
       <w:pPr>
-        <w:shd w:val="clear" w:color="auto" w:fill="D6E4F0"/>
-        <w:spacing w:line="280" w:lineRule="exact"/>
-        <w:ind w:left="-1080" w:right="-1080" w:firstLine="1080"/>
-      </w:pPr>
-      <w:r>
-        <w:rPr>
-          <w:b/>
-          <w:bCs/>
-          <w:color w:val="1A1A1A"/>
-        </w:rPr>
-        <w:t>Technology</w:t>
-      </w:r>
-      <w:r>
-        <w:rPr>
-          <w:color w:val="1A1A1A"/>
-        </w:rPr>
-        <w:t xml:space="preserve"> </w:t>
-      </w:r>
-      <w:r>
-        <w:rPr>
-          <w:b/>
-          <w:bCs/>
-          <w:color w:val="1A1A1A"/>
-        </w:rPr>
-        <w:t>Leader</w:t>
-      </w:r>
-      <w:r>
-        <w:rPr>
-          <w:color w:val="1A1A1A"/>
-        </w:rPr>
-        <w:t xml:space="preserve">  |  Strategy · Architecture · Transformation</w:t>
+        <w:spacing w:after="50"/>
+        <w:jc w:val="center"/>
+      </w:pPr>
+      <w:r>
+        <w:rPr>
+          <w:color w:val="3D3D3D"/>
+          <w:sz w:val="17"/>
+          <w:szCs w:val="17"/>
+        </w:rPr>
+        <w:t xml:space="preserve">Enterprise Platform </w:t>
+      </w:r>
+      <w:proofErr w:type="gramStart"/>
+      <w:r>
+        <w:rPr>
+          <w:color w:val="3D3D3D"/>
+          <w:sz w:val="17"/>
+          <w:szCs w:val="17"/>
+        </w:rPr>
+        <w:t>Migrations  ·</w:t>
+      </w:r>
+      <w:proofErr w:type="gramEnd"/>
+      <w:r>
+        <w:rPr>
+          <w:color w:val="3D3D3D"/>
+          <w:sz w:val="17"/>
+          <w:szCs w:val="17"/>
+        </w:rPr>
+        <w:t xml:space="preserve">  Systems </w:t>
+      </w:r>
+      <w:proofErr w:type="gramStart"/>
+      <w:r>
+        <w:rPr>
+          <w:color w:val="3D3D3D"/>
+          <w:sz w:val="17"/>
+          <w:szCs w:val="17"/>
+        </w:rPr>
+        <w:t>Integration  ·</w:t>
+      </w:r>
+      <w:proofErr w:type="gramEnd"/>
+      <w:r>
+        <w:rPr>
+          <w:color w:val="3D3D3D"/>
+          <w:sz w:val="17"/>
+          <w:szCs w:val="17"/>
+        </w:rPr>
+        <w:t xml:space="preserve">  Cloud &amp; </w:t>
+      </w:r>
+      <w:proofErr w:type="gramStart"/>
+      <w:r>
+        <w:rPr>
+          <w:color w:val="3D3D3D"/>
+          <w:sz w:val="17"/>
+          <w:szCs w:val="17"/>
+        </w:rPr>
+        <w:t>Identity  ·</w:t>
+      </w:r>
+      <w:proofErr w:type="gramEnd"/>
+      <w:r>
+        <w:rPr>
+          <w:color w:val="3D3D3D"/>
+          <w:sz w:val="17"/>
+          <w:szCs w:val="17"/>
+        </w:rPr>
+        <w:t xml:space="preserve">  AI &amp; </w:t>
+      </w:r>
+      <w:proofErr w:type="gramStart"/>
+      <w:r>
+        <w:rPr>
+          <w:color w:val="3D3D3D"/>
+          <w:sz w:val="17"/>
+          <w:szCs w:val="17"/>
+        </w:rPr>
+        <w:t>Automation  ·</w:t>
+      </w:r>
+      <w:proofErr w:type="gramEnd"/>
+      <w:r>
+        <w:rPr>
+          <w:color w:val="3D3D3D"/>
+          <w:sz w:val="17"/>
+          <w:szCs w:val="17"/>
+        </w:rPr>
+        <w:t xml:space="preserve">  ITSM</w:t>
       </w:r>
     </w:p>
     <w:p>
       <w:pPr>
-        <w:shd w:val="clear" w:color="auto" w:fill="D6E4F0"/>
-        <w:spacing w:line="40" w:lineRule="exact"/>
-        <w:ind w:left="-1080" w:right="-1080"/>
-      </w:pPr>
-    </w:p>
-    <w:p>
-      <w:pPr>
-        <w:shd w:val="clear" w:color="auto" w:fill="D6E4F0"/>
-        <w:spacing w:line="240" w:lineRule="exact"/>
-        <w:ind w:left="-1080" w:right="-1080" w:firstLine="1080"/>
-      </w:pPr>
-      <w:r>
-        <w:rPr>
-          <w:color w:val="1A1A1A"/>
-          <w:sz w:val="19"/>
-          <w:szCs w:val="19"/>
-        </w:rPr>
-        <w:t xml:space="preserve">Texas, US  |  </w:t>
+        <w:spacing w:after="60"/>
+        <w:jc w:val="center"/>
+      </w:pPr>
+      <w:r>
+        <w:rPr>
+          <w:color w:val="3D3D3D"/>
+          <w:sz w:val="17"/>
+          <w:szCs w:val="17"/>
+        </w:rPr>
+        <w:t>Houston, TX</w:t>
+      </w:r>
+      <w:r>
+        <w:rPr>
+          <w:color w:val="5A5A5A"/>
+          <w:sz w:val="17"/>
+          <w:szCs w:val="17"/>
+        </w:rPr>
+        <w:t xml:space="preserve">    |    </w:t>
       </w:r>
       <w:hyperlink r:id="rId5" w:history="1">
         <w:r>
           <w:rPr>
-            <w:rStyle w:val="Hyperlink"/>
-            <w:sz w:val="19"/>
-            <w:szCs w:val="19"/>
+            <w:color w:val="2E5FA3"/>
+            <w:sz w:val="17"/>
+            <w:szCs w:val="17"/>
+            <w:u w:val="single"/>
           </w:rPr>
           <w:t>jamieadambutler@icloud.com</w:t>
         </w:r>
       </w:hyperlink>
       <w:r>
         <w:rPr>
-          <w:color w:val="1A1A1A"/>
-          <w:sz w:val="19"/>
-          <w:szCs w:val="19"/>
-        </w:rPr>
-        <w:t xml:space="preserve">  |  (951) 768-4008  |  </w:t>
+          <w:color w:val="5A5A5A"/>
+          <w:sz w:val="17"/>
+          <w:szCs w:val="17"/>
+        </w:rPr>
+        <w:t xml:space="preserve">    | </w:t>
+      </w:r>
+      <w:proofErr w:type="gramStart"/>
+      <w:r>
+        <w:rPr>
+          <w:color w:val="5A5A5A"/>
+          <w:sz w:val="17"/>
+          <w:szCs w:val="17"/>
+        </w:rPr>
+        <w:t xml:space="preserve">   </w:t>
+      </w:r>
+      <w:r>
+        <w:rPr>
+          <w:color w:val="3D3D3D"/>
+          <w:sz w:val="17"/>
+          <w:szCs w:val="17"/>
+        </w:rPr>
+        <w:t>(</w:t>
+      </w:r>
+      <w:proofErr w:type="gramEnd"/>
+      <w:r>
+        <w:rPr>
+          <w:color w:val="3D3D3D"/>
+          <w:sz w:val="17"/>
+          <w:szCs w:val="17"/>
+        </w:rPr>
+        <w:t>951) 768-4008</w:t>
+      </w:r>
+      <w:r>
+        <w:rPr>
+          <w:color w:val="5A5A5A"/>
+          <w:sz w:val="17"/>
+          <w:szCs w:val="17"/>
+        </w:rPr>
+        <w:t xml:space="preserve">    |    </w:t>
       </w:r>
       <w:hyperlink r:id="rId6" w:history="1">
         <w:r>
           <w:rPr>
-            <w:rStyle w:val="Hyperlink"/>
-            <w:sz w:val="19"/>
-            <w:szCs w:val="19"/>
+            <w:color w:val="2E5FA3"/>
+            <w:sz w:val="17"/>
+            <w:szCs w:val="17"/>
+            <w:u w:val="single"/>
           </w:rPr>
-          <w:t>linkedin.com/in/jamieadambutler</w:t>
+          <w:t>linkedin.com/in/</w:t>
         </w:r>
+        <w:proofErr w:type="spellStart"/>
+        <w:r>
+          <w:rPr>
+            <w:color w:val="2E5FA3"/>
+            <w:sz w:val="17"/>
+            <w:szCs w:val="17"/>
+            <w:u w:val="single"/>
+          </w:rPr>
+          <w:t>jamieadambutler</w:t>
+        </w:r>
+        <w:proofErr w:type="spellEnd"/>
       </w:hyperlink>
     </w:p>
     <w:p>
       <w:pPr>
-        <w:shd w:val="clear" w:color="auto" w:fill="D6E4F0"/>
-        <w:spacing w:line="360" w:lineRule="exact"/>
-        <w:ind w:left="-1080" w:right="-1080"/>
+        <w:pBdr>
+          <w:bottom w:val="single" w:sz="6" w:space="3" w:color="2E5FA3"/>
+        </w:pBdr>
+        <w:spacing w:before="140" w:after="60"/>
+        <w:rPr>
+          <w:b/>
+          <w:bCs/>
+          <w:color w:val="1B3A6B"/>
+          <w:sz w:val="22"/>
+          <w:szCs w:val="22"/>
+        </w:rPr>
       </w:pPr>
     </w:p>
     <w:p>
       <w:pPr>
-        <w:pStyle w:val="Heading1"/>
         <w:pBdr>
-          <w:bottom w:val="single" w:sz="6" w:space="2" w:color="000000"/>
+          <w:bottom w:val="single" w:sz="6" w:space="3" w:color="2E5FA3"/>
         </w:pBdr>
-        <w:spacing w:after="120"/>
-        <w:rPr>
-          <w:sz w:val="2"/>
-          <w:szCs w:val="2"/>
-        </w:rPr>
-      </w:pPr>
+        <w:spacing w:before="140" w:after="60"/>
+      </w:pPr>
+      <w:r>
+        <w:rPr>
+          <w:b/>
+          <w:bCs/>
+          <w:color w:val="1B3A6B"/>
+          <w:sz w:val="22"/>
+          <w:szCs w:val="22"/>
+        </w:rPr>
+        <w:t>COVER LETTER</w:t>
+      </w:r>
     </w:p>
     <w:p>
       <w:pPr>
-        <w:pStyle w:val="Heading1"/>
-        <w:pBdr>
-          <w:bottom w:val="single" w:sz="6" w:space="2" w:color="000000"/>
-        </w:pBdr>
-        <w:spacing w:after="120"/>
-      </w:pPr>
-      <w:r>
-        <w:t>Cover Letter</w:t>
-      </w:r>
+        <w:spacing w:after="140" w:line="268" w:lineRule="auto"/>
+        <w:rPr>
+          <w:color w:val="3D3D3D"/>
+        </w:rPr>
+      </w:pPr>
     </w:p>
     <w:p>
       <w:pPr>
-        <w:spacing w:after="200" w:line="276" w:lineRule="auto"/>
-        <w:rPr>
-          <w:sz w:val="10"/>
-          <w:szCs w:val="10"/>
-        </w:rPr>
-      </w:pPr>
+        <w:spacing w:after="140" w:line="268" w:lineRule="auto"/>
+      </w:pPr>
+      <w:r>
+        <w:rPr>
+          <w:color w:val="3D3D3D"/>
+        </w:rPr>
+        <w:t>For more than twenty years I’ve built and run the technology behind growing companies. The industries have moved across legal services, healthcare staffing, financial services, manufacturing, and retail, but the work holds steady. Build IT that runs efficiently, connect the systems people actually work in, and give leadership a clear view of what’s driving the business. Architecture, not administration.</w:t>
+      </w:r>
     </w:p>
     <w:p>
       <w:pPr>
-        <w:spacing w:after="200" w:line="276" w:lineRule="auto"/>
-      </w:pPr>
-      <w:r>
-        <w:t>I have spent more than twenty years doing one thing well: taking organizations with disconnected systems and manual processes and building the technology foundation that lets them run the way leadership always intended. The industries have shifted across legal services, healthcare staffing, financial services, manufacturing, and retail, but the work is the same. Architecture, not administration.</w:t>
+        <w:spacing w:after="140" w:line="268" w:lineRule="auto"/>
+      </w:pPr>
+      <w:r>
+        <w:rPr>
+          <w:color w:val="3D3D3D"/>
+        </w:rPr>
+        <w:t>Most recently I led enterprise technology at Latitude Legal through rapid growth and four post-acquisition integrations. I stood up a Microsoft 365 environment for a 150 to 500 user organization, moved the company from Bullhorn to Salesforce with an Experience Cloud portal and AI agents, automated the contract lifecycle in Ironclad, and built a security program and an ITSM practice from the ground up. None of it ran as an isolated IT project. Each one changed how the business performed.</w:t>
       </w:r>
     </w:p>
     <w:p>
       <w:pPr>
-        <w:spacing w:after="200" w:line="276" w:lineRule="auto"/>
-      </w:pPr>
-      <w:r>
-        <w:t>Most recently I led enterprise technology at Latitude Legal through four post-acquisition integrations and a period of rapid growth. I stood up a Microsoft 365 environment for a 150 to 500 user organization, moved the company from Bullhorn to Salesforce with an Experience Cloud portal and AI agents, automated the contract lifecycle in Ironclad, and built a dedicated security program from the ground up. None of it was an IT project in isolation. Each one changed how the business actually performed.</w:t>
+        <w:spacing w:after="140" w:line="268" w:lineRule="auto"/>
+      </w:pPr>
+      <w:r>
+        <w:rPr>
+          <w:color w:val="3D3D3D"/>
+        </w:rPr>
+        <w:t>The same pattern runs back through my career. At AlliedUP I consolidated recruiting and CRM onto one Bullhorn platform, implemented ADP Workforce Now, and built the board and grant reporting that gave leadership real visibility for the first time. At EOSG I sustained an enterprise stack through eight years of growth, including two ERP migrations and a pipeline connecting recruiting, payroll, and finance into one continuous flow.</w:t>
       </w:r>
     </w:p>
     <w:p>
       <w:pPr>
-        <w:spacing w:after="200" w:line="276" w:lineRule="auto"/>
-      </w:pPr>
-      <w:r>
-        <w:t>Earlier I ran the same pattern at AlliedUP, consolidating recruiting and CRM onto one Bullhorn platform, implementing ADP Workforce Now, and building the board and grant reporting that gave leadership real visibility for the first time. At EOSG I sustained an enterprise stack through eight years of growth, including two ERP migrations and an integrated pipeline connecting recruiting, payroll, and finance into one continuous flow.</w:t>
+        <w:spacing w:after="140" w:line="268" w:lineRule="auto"/>
+      </w:pPr>
+      <w:r>
+        <w:rPr>
+          <w:color w:val="3D3D3D"/>
+        </w:rPr>
+        <w:t>I work at both ends of the problem. In a leadership conversation I can turn a business goal into a technology strategy and roadmap, then go hands-on in the architecture to make sure it gets built right. That combination is what lets an organization grow without growing its complexity.</w:t>
       </w:r>
     </w:p>
     <w:p>
       <w:pPr>
-        <w:spacing w:after="200" w:line="276" w:lineRule="auto"/>
-      </w:pPr>
-      <w:r>
-        <w:t>I work at both ends of the problem at once. In a leadership conversation I can translate a business challenge into a technology strategy, then go deep into the architecture to make sure it gets built right. That combination is what lets an organization grow without growing its complexity.</w:t>
+        <w:spacing w:after="160" w:line="268" w:lineRule="auto"/>
+      </w:pPr>
+      <w:r>
+        <w:rPr>
+          <w:color w:val="3D3D3D"/>
+        </w:rPr>
+        <w:t>I’m open to technology leadership and senior individual contributor roles, remote-first, where the work is real transformation rather than maintenance. If that’s the kind of change you’re working through, I’d be glad to talk about where I can help.</w:t>
       </w:r>
     </w:p>
     <w:p>
       <w:pPr>
-        <w:spacing w:after="200" w:line="276" w:lineRule="auto"/>
-      </w:pPr>
-      <w:r>
-        <w:t>I am open to technology leadership and senior individual contributor roles, remote-first, where the mandate is real transformation rather than maintenance. If your organization is working through that kind of change, I would be glad to talk about where I can help.</w:t>
+        <w:spacing w:after="40" w:line="268" w:lineRule="auto"/>
+        <w:rPr>
+          <w:b/>
+          <w:bCs/>
+          <w:color w:val="1B3A6B"/>
+        </w:rPr>
+      </w:pPr>
+      <w:r>
+        <w:rPr>
+          <w:color w:val="3D3D3D"/>
+        </w:rPr>
+        <w:t>Thank you,</w:t>
       </w:r>
     </w:p>
     <w:p>
       <w:pPr>
-        <w:spacing w:after="60"/>
-      </w:pPr>
-      <w:r>
-        <w:t>Thank you,</w:t>
-      </w:r>
-    </w:p>
-    <w:p>
-      <w:pPr>
         <w:rPr>
           <w:b/>
           <w:bCs/>
-        </w:rPr>
-      </w:pPr>
-    </w:p>
-    <w:p>
-      <w:pPr>
-        <w:rPr>
-          <w:b/>
-          <w:bCs/>
+          <w:color w:val="1B3A6B"/>
         </w:rPr>
       </w:pPr>
       <w:r>
@@ -220,12 +364,13 @@
           <w:b/>
           <w:bCs/>
           <w:noProof/>
+          <w:color w:val="1B3A6B"/>
         </w:rPr>
         <w:drawing>
-          <wp:inline distT="0" distB="0" distL="0" distR="0" wp14:anchorId="5A4E092F" wp14:editId="48DE29E7">
-            <wp:extent cx="1837854" cy="668925"/>
-            <wp:effectExtent l="38100" t="127000" r="41910" b="118745"/>
-            <wp:docPr id="552032185" name="Picture 1"/>
+          <wp:inline distT="0" distB="0" distL="0" distR="0" wp14:anchorId="38C6A288" wp14:editId="004029EA">
+            <wp:extent cx="1584357" cy="576659"/>
+            <wp:effectExtent l="0" t="0" r="3175" b="0"/>
+            <wp:docPr id="1972246027" name="Picture 1"/>
             <wp:cNvGraphicFramePr>
               <a:graphicFrameLocks xmlns:a="http://schemas.openxmlformats.org/drawingml/2006/main" noChangeAspect="1"/>
             </wp:cNvGraphicFramePr>
@@ -233,7 +378,7 @@
               <a:graphicData uri="http://schemas.openxmlformats.org/drawingml/2006/picture">
                 <pic:pic xmlns:pic="http://schemas.openxmlformats.org/drawingml/2006/picture">
                   <pic:nvPicPr>
-                    <pic:cNvPr id="552032185" name="Picture 552032185"/>
+                    <pic:cNvPr id="1972246027" name="Picture 1972246027"/>
                     <pic:cNvPicPr/>
                   </pic:nvPicPr>
                   <pic:blipFill>
@@ -249,9 +394,9 @@
                     </a:stretch>
                   </pic:blipFill>
                   <pic:spPr>
-                    <a:xfrm rot="453353">
+                    <a:xfrm>
                       <a:off x="0" y="0"/>
-                      <a:ext cx="1900371" cy="691679"/>
+                      <a:ext cx="1642441" cy="597800"/>
                     </a:xfrm>
                     <a:prstGeom prst="rect">
                       <a:avLst/>
@@ -269,13 +414,14 @@
         <w:rPr>
           <w:b/>
           <w:bCs/>
+          <w:color w:val="1B3A6B"/>
         </w:rPr>
         <w:t>Jamie Butler</w:t>
       </w:r>
     </w:p>
     <w:sectPr>
       <w:pgSz w:w="12240" w:h="15840"/>
-      <w:pgMar w:top="0" w:right="1080" w:bottom="864" w:left="1080" w:header="708" w:footer="708" w:gutter="0"/>
+      <w:pgMar w:top="1080" w:right="1080" w:bottom="1080" w:left="1080" w:header="708" w:footer="708" w:gutter="0"/>
       <w:cols w:space="720"/>
       <w:docGrid w:linePitch="360"/>
     </w:sectPr>
@@ -286,10 +432,67 @@
 <file path=word/numbering.xml><?xml version="1.0" encoding="utf-8"?>
 <w:numbering xmlns:wpc="http://schemas.microsoft.com/office/word/2010/wordprocessingCanvas" xmlns:cx="http://schemas.microsoft.com/office/drawing/2014/chartex" xmlns:cx1="http://schemas.microsoft.com/office/drawing/2015/9/8/chartex" xmlns:cx2="http://schemas.microsoft.com/office/drawing/2015/10/21/chartex" xmlns:cx3="http://schemas.microsoft.com/office/drawing/2016/5/9/chartex" xmlns:cx4="http://schemas.microsoft.com/office/drawing/2016/5/10/chartex" xmlns:cx5="http://schemas.microsoft.com/office/drawing/2016/5/11/chartex" xmlns:cx6="http://schemas.microsoft.com/office/drawing/2016/5/12/chartex" xmlns:cx7="http://schemas.microsoft.com/office/drawing/2016/5/13/chartex" xmlns:cx8="http://schemas.microsoft.com/office/drawing/2016/5/14/chartex" xmlns:mc="http://schemas.openxmlformats.org/markup-compatibility/2006" xmlns:aink="http://schemas.microsoft.com/office/drawing/2016/ink" xmlns:am3d="http://schemas.microsoft.com/office/drawing/2017/model3d" xmlns:o="urn:schemas-microsoft-com:office:office" xmlns:oel="http://schemas.microsoft.com/office/2019/extlst" xmlns:r="http://schemas.openxmlformats.org/officeDocument/2006/relationships" xmlns:m="http://schemas.openxmlformats.org/officeDocument/2006/math" xmlns:v="urn:schemas-microsoft-com:vml" xmlns:wp14="http://schemas.microsoft.com/office/word/2010/wordprocessingDrawing" xmlns:wp="http://schemas.openxmlformats.org/drawingml/2006/wordprocessingDrawing" xmlns:w10="urn:schemas-microsoft-com:office:word" xmlns:w="http://schemas.openxmlformats.org/wordprocessingml/2006/main" xmlns:w14="http://schemas.microsoft.com/office/word/2010/wordml" xmlns:w15="http://schemas.microsoft.com/office/word/2012/wordml" xmlns:w16cex="http://schemas.microsoft.com/office/word/2018/wordml/cex" xmlns:w16cid="http://schemas.microsoft.com/office/word/2016/wordml/cid" xmlns:w16="http://schemas.microsoft.com/office/word/2018/wordml" xmlns:w16du="http://schemas.microsoft.com/office/word/2023/wordml/word16du" xmlns:w16sdtdh="http://schemas.microsoft.com/office/word/2020/wordml/sdtdatahash" xmlns:w16sdtfl="http://schemas.microsoft.com/office/word/2024/wordml/sdtformatlock" xmlns:w16se="http://schemas.microsoft.com/office/word/2015/wordml/symex" xmlns:wpg="http://schemas.microsoft.com/office/word/2010/wordprocessingGroup" xmlns:wpi="http://schemas.microsoft.com/office/word/2010/wordprocessingInk" xmlns:wne="http://schemas.microsoft.com/office/word/2006/wordml" xmlns:wps="http://schemas.microsoft.com/office/word/2010/wordprocessingShape" mc:Ignorable="w14 w15 w16se w16cid w16 w16cex w16sdtdh w16sdtfl w16du wp14">
   <w:abstractNum w:abstractNumId="0" w15:restartNumberingAfterBreak="0">
-    <w:nsid w:val="3703378C"/>
+    <w:nsid w:val="39EB2684"/>
     <w:multiLevelType w:val="hybridMultilevel"/>
-    <w:tmpl w:val="4D02DAB2"/>
-    <w:lvl w:ilvl="0" w:tplc="8BCC7AEA">
+    <w:tmpl w:val="B538D3BE"/>
+    <w:lvl w:ilvl="0" w:tplc="D8F6EEB6">
+      <w:start w:val="1"/>
+      <w:numFmt w:val="bullet"/>
+      <w:lvlText w:val="•"/>
+      <w:lvlJc w:val="left"/>
+      <w:pPr>
+        <w:ind w:left="300" w:hanging="220"/>
+      </w:pPr>
+      <w:rPr>
+        <w:color w:val="2E5FA3"/>
+      </w:rPr>
+    </w:lvl>
+    <w:lvl w:ilvl="1" w:tplc="530412B8">
+      <w:numFmt w:val="decimal"/>
+      <w:lvlText w:val=""/>
+      <w:lvlJc w:val="left"/>
+    </w:lvl>
+    <w:lvl w:ilvl="2" w:tplc="84A04D0C">
+      <w:numFmt w:val="decimal"/>
+      <w:lvlText w:val=""/>
+      <w:lvlJc w:val="left"/>
+    </w:lvl>
+    <w:lvl w:ilvl="3" w:tplc="45843EBA">
+      <w:numFmt w:val="decimal"/>
+      <w:lvlText w:val=""/>
+      <w:lvlJc w:val="left"/>
+    </w:lvl>
+    <w:lvl w:ilvl="4" w:tplc="BEA2FA14">
+      <w:numFmt w:val="decimal"/>
+      <w:lvlText w:val=""/>
+      <w:lvlJc w:val="left"/>
+    </w:lvl>
+    <w:lvl w:ilvl="5" w:tplc="78D4BFE8">
+      <w:numFmt w:val="decimal"/>
+      <w:lvlText w:val=""/>
+      <w:lvlJc w:val="left"/>
+    </w:lvl>
+    <w:lvl w:ilvl="6" w:tplc="B1CA0862">
+      <w:numFmt w:val="decimal"/>
+      <w:lvlText w:val=""/>
+      <w:lvlJc w:val="left"/>
+    </w:lvl>
+    <w:lvl w:ilvl="7" w:tplc="EC283E46">
+      <w:numFmt w:val="decimal"/>
+      <w:lvlText w:val=""/>
+      <w:lvlJc w:val="left"/>
+    </w:lvl>
+    <w:lvl w:ilvl="8" w:tplc="649C0D7E">
+      <w:numFmt w:val="decimal"/>
+      <w:lvlText w:val=""/>
+      <w:lvlJc w:val="left"/>
+    </w:lvl>
+  </w:abstractNum>
+  <w:abstractNum w:abstractNumId="1" w15:restartNumberingAfterBreak="0">
+    <w:nsid w:val="6537475E"/>
+    <w:multiLevelType w:val="hybridMultilevel"/>
+    <w:tmpl w:val="6F86FC1A"/>
+    <w:lvl w:ilvl="0" w:tplc="1BBA190E">
       <w:start w:val="1"/>
       <w:numFmt w:val="bullet"/>
       <w:lvlText w:val="●"/>
@@ -298,7 +501,7 @@
         <w:ind w:left="720" w:hanging="360"/>
       </w:pPr>
     </w:lvl>
-    <w:lvl w:ilvl="1" w:tplc="FD9AC9CC">
+    <w:lvl w:ilvl="1" w:tplc="A9DE5292">
       <w:start w:val="1"/>
       <w:numFmt w:val="bullet"/>
       <w:lvlText w:val="○"/>
@@ -307,7 +510,7 @@
         <w:ind w:left="1440" w:hanging="360"/>
       </w:pPr>
     </w:lvl>
-    <w:lvl w:ilvl="2" w:tplc="496651EE">
+    <w:lvl w:ilvl="2" w:tplc="1AE2A1E0">
       <w:start w:val="1"/>
       <w:numFmt w:val="bullet"/>
       <w:lvlText w:val="■"/>
@@ -316,7 +519,7 @@
         <w:ind w:left="2160" w:hanging="360"/>
       </w:pPr>
     </w:lvl>
-    <w:lvl w:ilvl="3" w:tplc="95CE758E">
+    <w:lvl w:ilvl="3" w:tplc="809E8C80">
       <w:start w:val="1"/>
       <w:numFmt w:val="bullet"/>
       <w:lvlText w:val="●"/>
@@ -325,7 +528,7 @@
         <w:ind w:left="2880" w:hanging="360"/>
       </w:pPr>
     </w:lvl>
-    <w:lvl w:ilvl="4" w:tplc="57246D46">
+    <w:lvl w:ilvl="4" w:tplc="A8704098">
       <w:start w:val="1"/>
       <w:numFmt w:val="bullet"/>
       <w:lvlText w:val="○"/>
@@ -334,7 +537,7 @@
         <w:ind w:left="3600" w:hanging="360"/>
       </w:pPr>
     </w:lvl>
-    <w:lvl w:ilvl="5" w:tplc="7EBC92FE">
+    <w:lvl w:ilvl="5" w:tplc="9BF6B66E">
       <w:start w:val="1"/>
       <w:numFmt w:val="bullet"/>
       <w:lvlText w:val="■"/>
@@ -343,7 +546,7 @@
         <w:ind w:left="4320" w:hanging="360"/>
       </w:pPr>
     </w:lvl>
-    <w:lvl w:ilvl="6" w:tplc="878803B4">
+    <w:lvl w:ilvl="6" w:tplc="147AFFF4">
       <w:start w:val="1"/>
       <w:numFmt w:val="bullet"/>
       <w:lvlText w:val="●"/>
@@ -352,7 +555,7 @@
         <w:ind w:left="5040" w:hanging="360"/>
       </w:pPr>
     </w:lvl>
-    <w:lvl w:ilvl="7" w:tplc="652247A0">
+    <w:lvl w:ilvl="7" w:tplc="CE702DAA">
       <w:start w:val="1"/>
       <w:numFmt w:val="bullet"/>
       <w:lvlText w:val="●"/>
@@ -361,7 +564,7 @@
         <w:ind w:left="5760" w:hanging="360"/>
       </w:pPr>
     </w:lvl>
-    <w:lvl w:ilvl="8" w:tplc="3F2CC870">
+    <w:lvl w:ilvl="8" w:tplc="3990D360">
       <w:start w:val="1"/>
       <w:numFmt w:val="bullet"/>
       <w:lvlText w:val="●"/>
@@ -371,8 +574,8 @@
       </w:pPr>
     </w:lvl>
   </w:abstractNum>
-  <w:num w:numId="1" w16cid:durableId="1982466605">
-    <w:abstractNumId w:val="0"/>
+  <w:num w:numId="1" w16cid:durableId="2017077659">
+    <w:abstractNumId w:val="1"/>
     <w:lvlOverride w:ilvl="0">
       <w:startOverride w:val="1"/>
     </w:lvlOverride>
@@ -385,9 +588,7 @@
   <w:docDefaults>
     <w:rPrDefault>
       <w:rPr>
-        <w:rFonts w:ascii="Garamond" w:eastAsia="Garamond" w:hAnsi="Garamond" w:cs="Garamond"/>
-        <w:sz w:val="22"/>
-        <w:szCs w:val="22"/>
+        <w:rFonts w:ascii="Arial" w:eastAsia="Arial" w:hAnsi="Arial" w:cs="Arial"/>
         <w:lang w:val="en-US" w:eastAsia="en-US" w:bidi="ar-SA"/>
       </w:rPr>
     </w:rPrDefault>
@@ -780,15 +981,12 @@
     <w:uiPriority w:val="9"/>
     <w:qFormat/>
     <w:pPr>
-      <w:spacing w:before="160" w:after="80"/>
       <w:outlineLvl w:val="0"/>
     </w:pPr>
     <w:rPr>
-      <w:b/>
-      <w:bCs/>
-      <w:color w:val="000000"/>
-      <w:sz w:val="26"/>
-      <w:szCs w:val="26"/>
+      <w:color w:val="2E74B5"/>
+      <w:sz w:val="32"/>
+      <w:szCs w:val="32"/>
     </w:rPr>
   </w:style>
   <w:style w:type="paragraph" w:styleId="Heading2">
@@ -934,10 +1132,6 @@
     <w:uiPriority w:val="99"/>
     <w:semiHidden/>
     <w:unhideWhenUsed/>
-    <w:rPr>
-      <w:sz w:val="20"/>
-      <w:szCs w:val="20"/>
-    </w:rPr>
   </w:style>
   <w:style w:type="character" w:customStyle="1" w:styleId="FootnoteTextChar">
     <w:name w:val="Footnote Text Char"/>
@@ -965,10 +1159,6 @@
     <w:uiPriority w:val="99"/>
     <w:semiHidden/>
     <w:unhideWhenUsed/>
-    <w:rPr>
-      <w:sz w:val="20"/>
-      <w:szCs w:val="20"/>
-    </w:rPr>
   </w:style>
   <w:style w:type="character" w:customStyle="1" w:styleId="EndnoteTextChar">
     <w:name w:val="Endnote Text Char"/>
@@ -979,18 +1169,6 @@
     <w:rPr>
       <w:sz w:val="20"/>
       <w:szCs w:val="20"/>
-    </w:rPr>
-  </w:style>
-  <w:style w:type="character" w:styleId="UnresolvedMention">
-    <w:name w:val="Unresolved Mention"/>
-    <w:basedOn w:val="DefaultParagraphFont"/>
-    <w:uiPriority w:val="99"/>
-    <w:semiHidden/>
-    <w:unhideWhenUsed/>
-    <w:rsid w:val="00547BA0"/>
-    <w:rPr>
-      <w:color w:val="605E5C"/>
-      <w:shd w:val="clear" w:color="auto" w:fill="E1DFDD"/>
     </w:rPr>
   </w:style>
 </w:styles>

--- a/uploads/Butler_Jamie_Cover_Letter.docx
+++ b/uploads/Butler_Jamie_Cover_Letter.docx
@@ -4,23 +4,24 @@
   <w:body>
     <w:p>
       <w:pPr>
-        <w:spacing w:after="40"/>
+        <w:spacing w:after="26"/>
         <w:jc w:val="center"/>
       </w:pPr>
       <w:r>
         <w:rPr>
+          <w:rFonts w:ascii="Georgia" w:eastAsia="Georgia" w:hAnsi="Georgia" w:cs="Georgia"/>
           <w:b/>
           <w:bCs/>
           <w:color w:val="1B3A6B"/>
-          <w:sz w:val="40"/>
-          <w:szCs w:val="40"/>
+          <w:sz w:val="42"/>
+          <w:szCs w:val="42"/>
         </w:rPr>
         <w:t>Jamie Butler</w:t>
       </w:r>
     </w:p>
     <w:p>
       <w:pPr>
-        <w:spacing w:after="30"/>
+        <w:spacing w:after="26"/>
         <w:jc w:val="center"/>
       </w:pPr>
       <w:r>
@@ -28,8 +29,8 @@
           <w:b/>
           <w:bCs/>
           <w:color w:val="2E5FA3"/>
-          <w:sz w:val="23"/>
-          <w:szCs w:val="23"/>
+          <w:sz w:val="22"/>
+          <w:szCs w:val="22"/>
         </w:rPr>
         <w:t xml:space="preserve">Technology </w:t>
       </w:r>
@@ -39,8 +40,8 @@
           <w:b/>
           <w:bCs/>
           <w:color w:val="2E5FA3"/>
-          <w:sz w:val="23"/>
-          <w:szCs w:val="23"/>
+          <w:sz w:val="22"/>
+          <w:szCs w:val="22"/>
         </w:rPr>
         <w:t>Leader  ·</w:t>
       </w:r>
@@ -50,106 +51,19 @@
           <w:b/>
           <w:bCs/>
           <w:color w:val="2E5FA3"/>
-          <w:sz w:val="23"/>
-          <w:szCs w:val="23"/>
+          <w:sz w:val="22"/>
+          <w:szCs w:val="22"/>
         </w:rPr>
         <w:t xml:space="preserve">  Systems Architect</w:t>
       </w:r>
     </w:p>
     <w:p>
       <w:pPr>
-        <w:spacing w:after="50"/>
+        <w:spacing w:after="40"/>
         <w:jc w:val="center"/>
       </w:pPr>
       <w:r>
         <w:rPr>
-          <w:color w:val="3D3D3D"/>
-          <w:sz w:val="17"/>
-          <w:szCs w:val="17"/>
-        </w:rPr>
-        <w:t xml:space="preserve">Enterprise Platform </w:t>
-      </w:r>
-      <w:proofErr w:type="gramStart"/>
-      <w:r>
-        <w:rPr>
-          <w:color w:val="3D3D3D"/>
-          <w:sz w:val="17"/>
-          <w:szCs w:val="17"/>
-        </w:rPr>
-        <w:t>Migrations  ·</w:t>
-      </w:r>
-      <w:proofErr w:type="gramEnd"/>
-      <w:r>
-        <w:rPr>
-          <w:color w:val="3D3D3D"/>
-          <w:sz w:val="17"/>
-          <w:szCs w:val="17"/>
-        </w:rPr>
-        <w:t xml:space="preserve">  Systems </w:t>
-      </w:r>
-      <w:proofErr w:type="gramStart"/>
-      <w:r>
-        <w:rPr>
-          <w:color w:val="3D3D3D"/>
-          <w:sz w:val="17"/>
-          <w:szCs w:val="17"/>
-        </w:rPr>
-        <w:t>Integration  ·</w:t>
-      </w:r>
-      <w:proofErr w:type="gramEnd"/>
-      <w:r>
-        <w:rPr>
-          <w:color w:val="3D3D3D"/>
-          <w:sz w:val="17"/>
-          <w:szCs w:val="17"/>
-        </w:rPr>
-        <w:t xml:space="preserve">  Cloud &amp; </w:t>
-      </w:r>
-      <w:proofErr w:type="gramStart"/>
-      <w:r>
-        <w:rPr>
-          <w:color w:val="3D3D3D"/>
-          <w:sz w:val="17"/>
-          <w:szCs w:val="17"/>
-        </w:rPr>
-        <w:t>Identity  ·</w:t>
-      </w:r>
-      <w:proofErr w:type="gramEnd"/>
-      <w:r>
-        <w:rPr>
-          <w:color w:val="3D3D3D"/>
-          <w:sz w:val="17"/>
-          <w:szCs w:val="17"/>
-        </w:rPr>
-        <w:t xml:space="preserve">  AI &amp; </w:t>
-      </w:r>
-      <w:proofErr w:type="gramStart"/>
-      <w:r>
-        <w:rPr>
-          <w:color w:val="3D3D3D"/>
-          <w:sz w:val="17"/>
-          <w:szCs w:val="17"/>
-        </w:rPr>
-        <w:t>Automation  ·</w:t>
-      </w:r>
-      <w:proofErr w:type="gramEnd"/>
-      <w:r>
-        <w:rPr>
-          <w:color w:val="3D3D3D"/>
-          <w:sz w:val="17"/>
-          <w:szCs w:val="17"/>
-        </w:rPr>
-        <w:t xml:space="preserve">  ITSM</w:t>
-      </w:r>
-    </w:p>
-    <w:p>
-      <w:pPr>
-        <w:spacing w:after="60"/>
-        <w:jc w:val="center"/>
-      </w:pPr>
-      <w:r>
-        <w:rPr>
-          <w:color w:val="3D3D3D"/>
           <w:sz w:val="17"/>
           <w:szCs w:val="17"/>
         </w:rPr>
@@ -169,7 +83,6 @@
             <w:color w:val="2E5FA3"/>
             <w:sz w:val="17"/>
             <w:szCs w:val="17"/>
-            <w:u w:val="single"/>
           </w:rPr>
           <w:t>jamieadambutler@icloud.com</w:t>
         </w:r>
@@ -193,7 +106,6 @@
       </w:r>
       <w:r>
         <w:rPr>
-          <w:color w:val="3D3D3D"/>
           <w:sz w:val="17"/>
           <w:szCs w:val="17"/>
         </w:rPr>
@@ -202,7 +114,6 @@
       <w:proofErr w:type="gramEnd"/>
       <w:r>
         <w:rPr>
-          <w:color w:val="3D3D3D"/>
           <w:sz w:val="17"/>
           <w:szCs w:val="17"/>
         </w:rPr>
@@ -222,7 +133,6 @@
             <w:color w:val="2E5FA3"/>
             <w:sz w:val="17"/>
             <w:szCs w:val="17"/>
-            <w:u w:val="single"/>
           </w:rPr>
           <w:t>linkedin.com/in/</w:t>
         </w:r>
@@ -232,7 +142,6 @@
             <w:color w:val="2E5FA3"/>
             <w:sz w:val="17"/>
             <w:szCs w:val="17"/>
-            <w:u w:val="single"/>
           </w:rPr>
           <w:t>jamieadambutler</w:t>
         </w:r>
@@ -241,122 +150,112 @@
     </w:p>
     <w:p>
       <w:pPr>
+        <w:spacing w:before="120" w:after="120"/>
+        <w:rPr>
+          <w:rFonts w:ascii="Georgia" w:eastAsia="Georgia" w:hAnsi="Georgia" w:cs="Georgia"/>
+          <w:b/>
+          <w:bCs/>
+          <w:color w:val="1B3A6B"/>
+          <w:sz w:val="2"/>
+          <w:szCs w:val="2"/>
+        </w:rPr>
+      </w:pPr>
+    </w:p>
+    <w:p>
+      <w:pPr>
         <w:pBdr>
           <w:bottom w:val="single" w:sz="6" w:space="3" w:color="2E5FA3"/>
         </w:pBdr>
-        <w:spacing w:before="140" w:after="60"/>
-        <w:rPr>
+        <w:spacing w:before="120" w:after="120"/>
+      </w:pPr>
+      <w:r>
+        <w:rPr>
+          <w:rFonts w:ascii="Georgia" w:eastAsia="Georgia" w:hAnsi="Georgia" w:cs="Georgia"/>
           <w:b/>
           <w:bCs/>
           <w:color w:val="1B3A6B"/>
-          <w:sz w:val="22"/>
-          <w:szCs w:val="22"/>
-        </w:rPr>
-      </w:pPr>
-    </w:p>
-    <w:p>
-      <w:pPr>
-        <w:pBdr>
-          <w:bottom w:val="single" w:sz="6" w:space="3" w:color="2E5FA3"/>
-        </w:pBdr>
-        <w:spacing w:before="140" w:after="60"/>
-      </w:pPr>
-      <w:r>
+          <w:sz w:val="26"/>
+          <w:szCs w:val="26"/>
+        </w:rPr>
+        <w:t>Cover Letter</w:t>
+      </w:r>
+    </w:p>
+    <w:p>
+      <w:pPr>
+        <w:spacing w:after="140"/>
+        <w:rPr>
+          <w:sz w:val="2"/>
+          <w:szCs w:val="2"/>
+        </w:rPr>
+      </w:pPr>
+    </w:p>
+    <w:p>
+      <w:pPr>
+        <w:spacing w:after="140"/>
+      </w:pPr>
+      <w:r>
+        <w:t>For more than twenty years I have done one thing well: walk into a company where the systems don’t talk to each other and the work runs on effort instead of architecture, and build the foundation that lets it run the way leadership always intended. The industries keep changing. Legal services, healthcare staffing, financial services, manufacturing, retail. The work doesn’t.</w:t>
+      </w:r>
+    </w:p>
+    <w:p>
+      <w:pPr>
+        <w:spacing w:after="140"/>
+      </w:pPr>
+      <w:r>
+        <w:t>Most recently I led enterprise technology at Latitude Legal through four post-acquisition integrations and a stretch of rapid growth. I re-architected Microsoft 365 as the company grew from 150 to 500 users, moved the business off Bullhorn onto one Salesforce platform with an Experience Cloud portal and AI agents, automated the contract lifecycle in Ironclad, and built the security program from the ground up. The consolidation took roughly $80K a year out of license and support cost along the way, and cut telephony spend by 90%. None of it was an IT project off to the side. Each one changed how the business performed.</w:t>
+      </w:r>
+    </w:p>
+    <w:p>
+      <w:pPr>
+        <w:spacing w:after="140"/>
+      </w:pPr>
+      <w:r>
+        <w:t>The pattern holds going back. At AlliedUP I consolidated recruiting and CRM onto one Bullhorn platform, implemented ADP Workforce Now, and built the board and grant reporting that gave leadership real visibility for the first time. At EOSG I sustained an enterprise stack through eight years of growth, two ERP migrations, and an integrated pipeline connecting recruiting, payroll, and finance for roughly 900 active clients.</w:t>
+      </w:r>
+    </w:p>
+    <w:p>
+      <w:pPr>
+        <w:spacing w:after="140"/>
+      </w:pPr>
+      <w:r>
+        <w:t>What makes it work is that I sit at both ends of the problem. In a leadership conversation I can translate a business challenge into a technology strategy, then go into the architecture and make sure it gets built right. That combination is what lets an organization grow without growing its complexity. Architecture, not administration.</w:t>
+      </w:r>
+    </w:p>
+    <w:p>
+      <w:pPr>
+        <w:spacing w:after="140"/>
+      </w:pPr>
+      <w:r>
+        <w:t>I am pursuing technology leadership and senior individual contributor roles, remote-first. Whether the mandate is building something new or running an environment that has to perform every single day, the standard is the same: leave it stronger than I found it. If that fits what your organization needs, I would be glad to talk.</w:t>
+      </w:r>
+    </w:p>
+    <w:p>
+      <w:pPr>
+        <w:spacing w:before="160" w:after="30"/>
+      </w:pPr>
+      <w:r>
+        <w:t>Thank you,</w:t>
+      </w:r>
+    </w:p>
+    <w:p>
+      <w:pPr>
         <w:rPr>
           <w:b/>
           <w:bCs/>
           <w:color w:val="1B3A6B"/>
-          <w:sz w:val="22"/>
-          <w:szCs w:val="22"/>
-        </w:rPr>
-        <w:t>COVER LETTER</w:t>
-      </w:r>
-    </w:p>
-    <w:p>
-      <w:pPr>
-        <w:spacing w:after="140" w:line="268" w:lineRule="auto"/>
-        <w:rPr>
-          <w:color w:val="3D3D3D"/>
-        </w:rPr>
-      </w:pPr>
-    </w:p>
-    <w:p>
-      <w:pPr>
-        <w:spacing w:after="140" w:line="268" w:lineRule="auto"/>
-      </w:pPr>
-      <w:r>
-        <w:rPr>
-          <w:color w:val="3D3D3D"/>
-        </w:rPr>
-        <w:t>For more than twenty years I’ve built and run the technology behind growing companies. The industries have moved across legal services, healthcare staffing, financial services, manufacturing, and retail, but the work holds steady. Build IT that runs efficiently, connect the systems people actually work in, and give leadership a clear view of what’s driving the business. Architecture, not administration.</w:t>
-      </w:r>
-    </w:p>
-    <w:p>
-      <w:pPr>
-        <w:spacing w:after="140" w:line="268" w:lineRule="auto"/>
-      </w:pPr>
-      <w:r>
-        <w:rPr>
-          <w:color w:val="3D3D3D"/>
-        </w:rPr>
-        <w:t>Most recently I led enterprise technology at Latitude Legal through rapid growth and four post-acquisition integrations. I stood up a Microsoft 365 environment for a 150 to 500 user organization, moved the company from Bullhorn to Salesforce with an Experience Cloud portal and AI agents, automated the contract lifecycle in Ironclad, and built a security program and an ITSM practice from the ground up. None of it ran as an isolated IT project. Each one changed how the business performed.</w:t>
-      </w:r>
-    </w:p>
-    <w:p>
-      <w:pPr>
-        <w:spacing w:after="140" w:line="268" w:lineRule="auto"/>
-      </w:pPr>
-      <w:r>
-        <w:rPr>
-          <w:color w:val="3D3D3D"/>
-        </w:rPr>
-        <w:t>The same pattern runs back through my career. At AlliedUP I consolidated recruiting and CRM onto one Bullhorn platform, implemented ADP Workforce Now, and built the board and grant reporting that gave leadership real visibility for the first time. At EOSG I sustained an enterprise stack through eight years of growth, including two ERP migrations and a pipeline connecting recruiting, payroll, and finance into one continuous flow.</w:t>
-      </w:r>
-    </w:p>
-    <w:p>
-      <w:pPr>
-        <w:spacing w:after="140" w:line="268" w:lineRule="auto"/>
-      </w:pPr>
-      <w:r>
-        <w:rPr>
-          <w:color w:val="3D3D3D"/>
-        </w:rPr>
-        <w:t>I work at both ends of the problem. In a leadership conversation I can turn a business goal into a technology strategy and roadmap, then go hands-on in the architecture to make sure it gets built right. That combination is what lets an organization grow without growing its complexity.</w:t>
-      </w:r>
-    </w:p>
-    <w:p>
-      <w:pPr>
-        <w:spacing w:after="160" w:line="268" w:lineRule="auto"/>
-      </w:pPr>
-      <w:r>
-        <w:rPr>
-          <w:color w:val="3D3D3D"/>
-        </w:rPr>
-        <w:t>I’m open to technology leadership and senior individual contributor roles, remote-first, where the work is real transformation rather than maintenance. If that’s the kind of change you’re working through, I’d be glad to talk about where I can help.</w:t>
-      </w:r>
-    </w:p>
-    <w:p>
-      <w:pPr>
-        <w:spacing w:after="40" w:line="268" w:lineRule="auto"/>
+          <w:sz w:val="21"/>
+          <w:szCs w:val="21"/>
+        </w:rPr>
+      </w:pPr>
+    </w:p>
+    <w:p>
+      <w:pPr>
         <w:rPr>
           <w:b/>
           <w:bCs/>
           <w:color w:val="1B3A6B"/>
-        </w:rPr>
-      </w:pPr>
-      <w:r>
-        <w:rPr>
-          <w:color w:val="3D3D3D"/>
-        </w:rPr>
-        <w:t>Thank you,</w:t>
-      </w:r>
-    </w:p>
-    <w:p>
-      <w:pPr>
-        <w:rPr>
-          <w:b/>
-          <w:bCs/>
-          <w:color w:val="1B3A6B"/>
+          <w:sz w:val="21"/>
+          <w:szCs w:val="21"/>
         </w:rPr>
       </w:pPr>
       <w:r>
@@ -365,12 +264,14 @@
           <w:bCs/>
           <w:noProof/>
           <w:color w:val="1B3A6B"/>
+          <w:sz w:val="21"/>
+          <w:szCs w:val="21"/>
         </w:rPr>
         <w:drawing>
-          <wp:inline distT="0" distB="0" distL="0" distR="0" wp14:anchorId="38C6A288" wp14:editId="004029EA">
-            <wp:extent cx="1584357" cy="576659"/>
-            <wp:effectExtent l="0" t="0" r="3175" b="0"/>
-            <wp:docPr id="1972246027" name="Picture 1"/>
+          <wp:inline distT="0" distB="0" distL="0" distR="0" wp14:anchorId="27BEB31B" wp14:editId="6B39594A">
+            <wp:extent cx="1783533" cy="649154"/>
+            <wp:effectExtent l="50800" t="139700" r="45720" b="138430"/>
+            <wp:docPr id="241262991" name="Picture 1"/>
             <wp:cNvGraphicFramePr>
               <a:graphicFrameLocks xmlns:a="http://schemas.openxmlformats.org/drawingml/2006/main" noChangeAspect="1"/>
             </wp:cNvGraphicFramePr>
@@ -378,7 +279,7 @@
               <a:graphicData uri="http://schemas.openxmlformats.org/drawingml/2006/picture">
                 <pic:pic xmlns:pic="http://schemas.openxmlformats.org/drawingml/2006/picture">
                   <pic:nvPicPr>
-                    <pic:cNvPr id="1972246027" name="Picture 1972246027"/>
+                    <pic:cNvPr id="241262991" name="Picture 241262991"/>
                     <pic:cNvPicPr/>
                   </pic:nvPicPr>
                   <pic:blipFill>
@@ -394,9 +295,9 @@
                     </a:stretch>
                   </pic:blipFill>
                   <pic:spPr>
-                    <a:xfrm>
+                    <a:xfrm rot="509101">
                       <a:off x="0" y="0"/>
-                      <a:ext cx="1642441" cy="597800"/>
+                      <a:ext cx="1866137" cy="679220"/>
                     </a:xfrm>
                     <a:prstGeom prst="rect">
                       <a:avLst/>
@@ -415,6 +316,8 @@
           <w:b/>
           <w:bCs/>
           <w:color w:val="1B3A6B"/>
+          <w:sz w:val="21"/>
+          <w:szCs w:val="21"/>
         </w:rPr>
         <w:t>Jamie Butler</w:t>
       </w:r>
@@ -432,67 +335,64 @@
 <file path=word/numbering.xml><?xml version="1.0" encoding="utf-8"?>
 <w:numbering xmlns:wpc="http://schemas.microsoft.com/office/word/2010/wordprocessingCanvas" xmlns:cx="http://schemas.microsoft.com/office/drawing/2014/chartex" xmlns:cx1="http://schemas.microsoft.com/office/drawing/2015/9/8/chartex" xmlns:cx2="http://schemas.microsoft.com/office/drawing/2015/10/21/chartex" xmlns:cx3="http://schemas.microsoft.com/office/drawing/2016/5/9/chartex" xmlns:cx4="http://schemas.microsoft.com/office/drawing/2016/5/10/chartex" xmlns:cx5="http://schemas.microsoft.com/office/drawing/2016/5/11/chartex" xmlns:cx6="http://schemas.microsoft.com/office/drawing/2016/5/12/chartex" xmlns:cx7="http://schemas.microsoft.com/office/drawing/2016/5/13/chartex" xmlns:cx8="http://schemas.microsoft.com/office/drawing/2016/5/14/chartex" xmlns:mc="http://schemas.openxmlformats.org/markup-compatibility/2006" xmlns:aink="http://schemas.microsoft.com/office/drawing/2016/ink" xmlns:am3d="http://schemas.microsoft.com/office/drawing/2017/model3d" xmlns:o="urn:schemas-microsoft-com:office:office" xmlns:oel="http://schemas.microsoft.com/office/2019/extlst" xmlns:r="http://schemas.openxmlformats.org/officeDocument/2006/relationships" xmlns:m="http://schemas.openxmlformats.org/officeDocument/2006/math" xmlns:v="urn:schemas-microsoft-com:vml" xmlns:wp14="http://schemas.microsoft.com/office/word/2010/wordprocessingDrawing" xmlns:wp="http://schemas.openxmlformats.org/drawingml/2006/wordprocessingDrawing" xmlns:w10="urn:schemas-microsoft-com:office:word" xmlns:w="http://schemas.openxmlformats.org/wordprocessingml/2006/main" xmlns:w14="http://schemas.microsoft.com/office/word/2010/wordml" xmlns:w15="http://schemas.microsoft.com/office/word/2012/wordml" xmlns:w16cex="http://schemas.microsoft.com/office/word/2018/wordml/cex" xmlns:w16cid="http://schemas.microsoft.com/office/word/2016/wordml/cid" xmlns:w16="http://schemas.microsoft.com/office/word/2018/wordml" xmlns:w16du="http://schemas.microsoft.com/office/word/2023/wordml/word16du" xmlns:w16sdtdh="http://schemas.microsoft.com/office/word/2020/wordml/sdtdatahash" xmlns:w16sdtfl="http://schemas.microsoft.com/office/word/2024/wordml/sdtformatlock" xmlns:w16se="http://schemas.microsoft.com/office/word/2015/wordml/symex" xmlns:wpg="http://schemas.microsoft.com/office/word/2010/wordprocessingGroup" xmlns:wpi="http://schemas.microsoft.com/office/word/2010/wordprocessingInk" xmlns:wne="http://schemas.microsoft.com/office/word/2006/wordml" xmlns:wps="http://schemas.microsoft.com/office/word/2010/wordprocessingShape" mc:Ignorable="w14 w15 w16se w16cid w16 w16cex w16sdtdh w16sdtfl w16du wp14">
   <w:abstractNum w:abstractNumId="0" w15:restartNumberingAfterBreak="0">
-    <w:nsid w:val="39EB2684"/>
+    <w:nsid w:val="146D3DFD"/>
     <w:multiLevelType w:val="hybridMultilevel"/>
-    <w:tmpl w:val="B538D3BE"/>
-    <w:lvl w:ilvl="0" w:tplc="D8F6EEB6">
+    <w:tmpl w:val="CD98DC08"/>
+    <w:lvl w:ilvl="0" w:tplc="BC06D68C">
       <w:start w:val="1"/>
       <w:numFmt w:val="bullet"/>
       <w:lvlText w:val="•"/>
       <w:lvlJc w:val="left"/>
       <w:pPr>
-        <w:ind w:left="300" w:hanging="220"/>
-      </w:pPr>
-      <w:rPr>
-        <w:color w:val="2E5FA3"/>
-      </w:rPr>
-    </w:lvl>
-    <w:lvl w:ilvl="1" w:tplc="530412B8">
+        <w:ind w:left="300" w:hanging="200"/>
+      </w:pPr>
+    </w:lvl>
+    <w:lvl w:ilvl="1" w:tplc="47D4E602">
       <w:numFmt w:val="decimal"/>
       <w:lvlText w:val=""/>
       <w:lvlJc w:val="left"/>
     </w:lvl>
-    <w:lvl w:ilvl="2" w:tplc="84A04D0C">
+    <w:lvl w:ilvl="2" w:tplc="9CBA1DF2">
       <w:numFmt w:val="decimal"/>
       <w:lvlText w:val=""/>
       <w:lvlJc w:val="left"/>
     </w:lvl>
-    <w:lvl w:ilvl="3" w:tplc="45843EBA">
+    <w:lvl w:ilvl="3" w:tplc="50CC2F16">
       <w:numFmt w:val="decimal"/>
       <w:lvlText w:val=""/>
       <w:lvlJc w:val="left"/>
     </w:lvl>
-    <w:lvl w:ilvl="4" w:tplc="BEA2FA14">
+    <w:lvl w:ilvl="4" w:tplc="AA2002C6">
       <w:numFmt w:val="decimal"/>
       <w:lvlText w:val=""/>
       <w:lvlJc w:val="left"/>
     </w:lvl>
-    <w:lvl w:ilvl="5" w:tplc="78D4BFE8">
+    <w:lvl w:ilvl="5" w:tplc="AA9EF266">
       <w:numFmt w:val="decimal"/>
       <w:lvlText w:val=""/>
       <w:lvlJc w:val="left"/>
     </w:lvl>
-    <w:lvl w:ilvl="6" w:tplc="B1CA0862">
+    <w:lvl w:ilvl="6" w:tplc="E1F4E134">
       <w:numFmt w:val="decimal"/>
       <w:lvlText w:val=""/>
       <w:lvlJc w:val="left"/>
     </w:lvl>
-    <w:lvl w:ilvl="7" w:tplc="EC283E46">
+    <w:lvl w:ilvl="7" w:tplc="04A8E5D2">
       <w:numFmt w:val="decimal"/>
       <w:lvlText w:val=""/>
       <w:lvlJc w:val="left"/>
     </w:lvl>
-    <w:lvl w:ilvl="8" w:tplc="649C0D7E">
+    <w:lvl w:ilvl="8" w:tplc="4B2E854C">
       <w:numFmt w:val="decimal"/>
       <w:lvlText w:val=""/>
       <w:lvlJc w:val="left"/>
     </w:lvl>
   </w:abstractNum>
   <w:abstractNum w:abstractNumId="1" w15:restartNumberingAfterBreak="0">
-    <w:nsid w:val="6537475E"/>
+    <w:nsid w:val="72910007"/>
     <w:multiLevelType w:val="hybridMultilevel"/>
-    <w:tmpl w:val="6F86FC1A"/>
-    <w:lvl w:ilvl="0" w:tplc="1BBA190E">
+    <w:tmpl w:val="5066ED46"/>
+    <w:lvl w:ilvl="0" w:tplc="50321208">
       <w:start w:val="1"/>
       <w:numFmt w:val="bullet"/>
       <w:lvlText w:val="●"/>
@@ -501,7 +401,7 @@
         <w:ind w:left="720" w:hanging="360"/>
       </w:pPr>
     </w:lvl>
-    <w:lvl w:ilvl="1" w:tplc="A9DE5292">
+    <w:lvl w:ilvl="1" w:tplc="12D265A2">
       <w:start w:val="1"/>
       <w:numFmt w:val="bullet"/>
       <w:lvlText w:val="○"/>
@@ -510,7 +410,7 @@
         <w:ind w:left="1440" w:hanging="360"/>
       </w:pPr>
     </w:lvl>
-    <w:lvl w:ilvl="2" w:tplc="1AE2A1E0">
+    <w:lvl w:ilvl="2" w:tplc="8B526098">
       <w:start w:val="1"/>
       <w:numFmt w:val="bullet"/>
       <w:lvlText w:val="■"/>
@@ -519,7 +419,7 @@
         <w:ind w:left="2160" w:hanging="360"/>
       </w:pPr>
     </w:lvl>
-    <w:lvl w:ilvl="3" w:tplc="809E8C80">
+    <w:lvl w:ilvl="3" w:tplc="10B691FA">
       <w:start w:val="1"/>
       <w:numFmt w:val="bullet"/>
       <w:lvlText w:val="●"/>
@@ -528,7 +428,7 @@
         <w:ind w:left="2880" w:hanging="360"/>
       </w:pPr>
     </w:lvl>
-    <w:lvl w:ilvl="4" w:tplc="A8704098">
+    <w:lvl w:ilvl="4" w:tplc="98EE7B00">
       <w:start w:val="1"/>
       <w:numFmt w:val="bullet"/>
       <w:lvlText w:val="○"/>
@@ -537,7 +437,7 @@
         <w:ind w:left="3600" w:hanging="360"/>
       </w:pPr>
     </w:lvl>
-    <w:lvl w:ilvl="5" w:tplc="9BF6B66E">
+    <w:lvl w:ilvl="5" w:tplc="4E4AEC4A">
       <w:start w:val="1"/>
       <w:numFmt w:val="bullet"/>
       <w:lvlText w:val="■"/>
@@ -546,7 +446,7 @@
         <w:ind w:left="4320" w:hanging="360"/>
       </w:pPr>
     </w:lvl>
-    <w:lvl w:ilvl="6" w:tplc="147AFFF4">
+    <w:lvl w:ilvl="6" w:tplc="589A8002">
       <w:start w:val="1"/>
       <w:numFmt w:val="bullet"/>
       <w:lvlText w:val="●"/>
@@ -555,7 +455,7 @@
         <w:ind w:left="5040" w:hanging="360"/>
       </w:pPr>
     </w:lvl>
-    <w:lvl w:ilvl="7" w:tplc="CE702DAA">
+    <w:lvl w:ilvl="7" w:tplc="60DC2B14">
       <w:start w:val="1"/>
       <w:numFmt w:val="bullet"/>
       <w:lvlText w:val="●"/>
@@ -564,7 +464,7 @@
         <w:ind w:left="5760" w:hanging="360"/>
       </w:pPr>
     </w:lvl>
-    <w:lvl w:ilvl="8" w:tplc="3990D360">
+    <w:lvl w:ilvl="8" w:tplc="E7E4CE1C">
       <w:start w:val="1"/>
       <w:numFmt w:val="bullet"/>
       <w:lvlText w:val="●"/>
@@ -574,7 +474,7 @@
       </w:pPr>
     </w:lvl>
   </w:abstractNum>
-  <w:num w:numId="1" w16cid:durableId="2017077659">
+  <w:num w:numId="1" w16cid:durableId="274678166">
     <w:abstractNumId w:val="1"/>
     <w:lvlOverride w:ilvl="0">
       <w:startOverride w:val="1"/>
@@ -588,7 +488,10 @@
   <w:docDefaults>
     <w:rPrDefault>
       <w:rPr>
-        <w:rFonts w:ascii="Arial" w:eastAsia="Arial" w:hAnsi="Arial" w:cs="Arial"/>
+        <w:rFonts w:ascii="Calibri" w:eastAsia="Calibri" w:hAnsi="Calibri" w:cs="Calibri"/>
+        <w:color w:val="3D3D3D"/>
+        <w:sz w:val="19"/>
+        <w:szCs w:val="19"/>
         <w:lang w:val="en-US" w:eastAsia="en-US" w:bidi="ar-SA"/>
       </w:rPr>
     </w:rPrDefault>
@@ -1132,6 +1035,10 @@
     <w:uiPriority w:val="99"/>
     <w:semiHidden/>
     <w:unhideWhenUsed/>
+    <w:rPr>
+      <w:sz w:val="20"/>
+      <w:szCs w:val="20"/>
+    </w:rPr>
   </w:style>
   <w:style w:type="character" w:customStyle="1" w:styleId="FootnoteTextChar">
     <w:name w:val="Footnote Text Char"/>
@@ -1159,6 +1066,10 @@
     <w:uiPriority w:val="99"/>
     <w:semiHidden/>
     <w:unhideWhenUsed/>
+    <w:rPr>
+      <w:sz w:val="20"/>
+      <w:szCs w:val="20"/>
+    </w:rPr>
   </w:style>
   <w:style w:type="character" w:customStyle="1" w:styleId="EndnoteTextChar">
     <w:name w:val="Endnote Text Char"/>

--- a/uploads/Butler_Jamie_Cover_Letter.docx
+++ b/uploads/Butler_Jamie_Cover_Letter.docx
@@ -1,6 +1,6 @@
 
 <file path=word/document.xml><?xml version="1.0" encoding="utf-8"?>
-<w:document xmlns:wpc="http://schemas.microsoft.com/office/word/2010/wordprocessingCanvas" xmlns:cx="http://schemas.microsoft.com/office/drawing/2014/chartex" xmlns:cx1="http://schemas.microsoft.com/office/drawing/2015/9/8/chartex" xmlns:cx2="http://schemas.microsoft.com/office/drawing/2015/10/21/chartex" xmlns:cx3="http://schemas.microsoft.com/office/drawing/2016/5/9/chartex" xmlns:cx4="http://schemas.microsoft.com/office/drawing/2016/5/10/chartex" xmlns:cx5="http://schemas.microsoft.com/office/drawing/2016/5/11/chartex" xmlns:cx6="http://schemas.microsoft.com/office/drawing/2016/5/12/chartex" xmlns:cx7="http://schemas.microsoft.com/office/drawing/2016/5/13/chartex" xmlns:cx8="http://schemas.microsoft.com/office/drawing/2016/5/14/chartex" xmlns:mc="http://schemas.openxmlformats.org/markup-compatibility/2006" xmlns:aink="http://schemas.microsoft.com/office/drawing/2016/ink" xmlns:am3d="http://schemas.microsoft.com/office/drawing/2017/model3d" xmlns:o="urn:schemas-microsoft-com:office:office" xmlns:oel="http://schemas.microsoft.com/office/2019/extlst" xmlns:r="http://schemas.openxmlformats.org/officeDocument/2006/relationships" xmlns:m="http://schemas.openxmlformats.org/officeDocument/2006/math" xmlns:v="urn:schemas-microsoft-com:vml" xmlns:wp14="http://schemas.microsoft.com/office/word/2010/wordprocessingDrawing" xmlns:wp="http://schemas.openxmlformats.org/drawingml/2006/wordprocessingDrawing" xmlns:w10="urn:schemas-microsoft-com:office:word" xmlns:w="http://schemas.openxmlformats.org/wordprocessingml/2006/main" xmlns:w14="http://schemas.microsoft.com/office/word/2010/wordml" xmlns:w15="http://schemas.microsoft.com/office/word/2012/wordml" xmlns:w16cex="http://schemas.microsoft.com/office/word/2018/wordml/cex" xmlns:w16cid="http://schemas.microsoft.com/office/word/2016/wordml/cid" xmlns:w16="http://schemas.microsoft.com/office/word/2018/wordml" xmlns:w16du="http://schemas.microsoft.com/office/word/2023/wordml/word16du" xmlns:w16sdtdh="http://schemas.microsoft.com/office/word/2020/wordml/sdtdatahash" xmlns:w16sdtfl="http://schemas.microsoft.com/office/word/2024/wordml/sdtformatlock" xmlns:w16se="http://schemas.microsoft.com/office/word/2015/wordml/symex" xmlns:wpg="http://schemas.microsoft.com/office/word/2010/wordprocessingGroup" xmlns:wpi="http://schemas.microsoft.com/office/word/2010/wordprocessingInk" xmlns:wne="http://schemas.microsoft.com/office/word/2006/wordml" xmlns:wps="http://schemas.microsoft.com/office/word/2010/wordprocessingShape" mc:Ignorable="w14 w15 w16se w16cid w16 w16cex w16sdtdh w16sdtfl w16du wp14">
+<w:document xmlns:wpc="http://schemas.microsoft.com/office/word/2010/wordprocessingCanvas" xmlns:cx="http://schemas.microsoft.com/office/drawing/2014/chartex" xmlns:cx1="http://schemas.microsoft.com/office/drawing/2015/9/8/chartex" xmlns:cx2="http://schemas.microsoft.com/office/drawing/2015/10/21/chartex" xmlns:cx3="http://schemas.microsoft.com/office/drawing/2016/5/9/chartex" xmlns:cx4="http://schemas.microsoft.com/office/drawing/2016/5/10/chartex" xmlns:cx5="http://schemas.microsoft.com/office/drawing/2016/5/11/chartex" xmlns:cx6="http://schemas.microsoft.com/office/drawing/2016/5/12/chartex" xmlns:cx7="http://schemas.microsoft.com/office/drawing/2016/5/13/chartex" xmlns:cx8="http://schemas.microsoft.com/office/drawing/2016/5/14/chartex" xmlns:mc="http://schemas.openxmlformats.org/markup-compatibility/2006" xmlns:m="http://schemas.openxmlformats.org/officeDocument/2006/math" xmlns:aink="http://schemas.microsoft.com/office/drawing/2016/ink" xmlns:am3d="http://schemas.microsoft.com/office/drawing/2017/model3d" xmlns:oel="http://schemas.microsoft.com/office/2019/extlst" xmlns:r="http://schemas.openxmlformats.org/officeDocument/2006/relationships" xmlns:wp14="http://schemas.microsoft.com/office/word/2010/wordprocessingDrawing" xmlns:wp="http://schemas.openxmlformats.org/drawingml/2006/wordprocessingDrawing" xmlns:wpg="http://schemas.microsoft.com/office/word/2010/wordprocessingGroup" xmlns:wpi="http://schemas.microsoft.com/office/word/2010/wordprocessingInk" xmlns:wps="http://schemas.microsoft.com/office/word/2010/wordprocessingShape" xmlns:o="urn:schemas-microsoft-com:office:office" xmlns:v="urn:schemas-microsoft-com:vml" xmlns:w10="urn:schemas-microsoft-com:office:word" xmlns:w="http://schemas.openxmlformats.org/wordprocessingml/2006/main" xmlns:w14="http://schemas.microsoft.com/office/word/2010/wordml" xmlns:w15="http://schemas.microsoft.com/office/word/2012/wordml" xmlns:w16cei="http://schemas.microsoft.com/office/word/2026/wordml/cei" xmlns:w16cex="http://schemas.microsoft.com/office/word/2018/wordml/cex" xmlns:w16cid="http://schemas.microsoft.com/office/word/2016/wordml/cid" xmlns:w16="http://schemas.microsoft.com/office/word/2018/wordml" xmlns:w16sdtdh="http://schemas.microsoft.com/office/word/2020/wordml/sdtdatahash" xmlns:w16sdtfl="http://schemas.microsoft.com/office/word/2024/wordml/sdtformatlock" xmlns:w16se="http://schemas.microsoft.com/office/word/2015/wordml/symex" xmlns:w16du="http://schemas.microsoft.com/office/word/2023/wordml/word16du" xmlns:wne="http://schemas.microsoft.com/office/word/2006/wordml" mc:Ignorable="w14 w15 w16se w16cid w16 w16cex w16sdtdh w16sdtfl w16du wp14">
   <w:body>
     <w:p>
       <w:pPr>
@@ -191,42 +191,50 @@
     </w:p>
     <w:p>
       <w:pPr>
-        <w:spacing w:after="140"/>
-      </w:pPr>
-      <w:r>
-        <w:t>For more than twenty years I have done one thing well: walk into a company where the systems don’t talk to each other and the work runs on effort instead of architecture, and build the foundation that lets it run the way leadership always intended. The industries keep changing. Legal services, healthcare staffing, financial services, manufacturing, retail. The work doesn’t.</w:t>
-      </w:r>
-    </w:p>
-    <w:p>
-      <w:pPr>
-        <w:spacing w:after="140"/>
-      </w:pPr>
-      <w:r>
-        <w:t>Most recently I led enterprise technology at Latitude Legal through four post-acquisition integrations and a stretch of rapid growth. I re-architected Microsoft 365 as the company grew from 150 to 500 users, moved the business off Bullhorn onto one Salesforce platform with an Experience Cloud portal and AI agents, automated the contract lifecycle in Ironclad, and built the security program from the ground up. The consolidation took roughly $80K a year out of license and support cost along the way, and cut telephony spend by 90%. None of it was an IT project off to the side. Each one changed how the business performed.</w:t>
-      </w:r>
-    </w:p>
-    <w:p>
-      <w:pPr>
-        <w:spacing w:after="140"/>
-      </w:pPr>
-      <w:r>
-        <w:t>The pattern holds going back. At AlliedUP I consolidated recruiting and CRM onto one Bullhorn platform, implemented ADP Workforce Now, and built the board and grant reporting that gave leadership real visibility for the first time. At EOSG I sustained an enterprise stack through eight years of growth, two ERP migrations, and an integrated pipeline connecting recruiting, payroll, and finance for roughly 900 active clients.</w:t>
-      </w:r>
-    </w:p>
-    <w:p>
-      <w:pPr>
-        <w:spacing w:after="140"/>
-      </w:pPr>
-      <w:r>
-        <w:t>What makes it work is that I sit at both ends of the problem. In a leadership conversation I can translate a business challenge into a technology strategy, then go into the architecture and make sure it gets built right. That combination is what lets an organization grow without growing its complexity. Architecture, not administration.</w:t>
-      </w:r>
-    </w:p>
-    <w:p>
-      <w:pPr>
-        <w:spacing w:after="140"/>
-      </w:pPr>
-      <w:r>
-        <w:t>I am pursuing technology leadership and senior individual contributor roles, remote-first. Whether the mandate is building something new or running an environment that has to perform every single day, the standard is the same: leave it stronger than I found it. If that fits what your organization needs, I would be glad to talk.</w:t>
+        <w:spacing w:before="160" w:after="30"/>
+      </w:pPr>
+      <w:r>
+        <w:t>For more than twenty years I have done one thing well: walk into a company where the systems don't talk to each other and the work runs on effort instead of architecture, and build the foundation that lets it run the way leadership always intended. The industries keep changing. Legal services, healthcare staffing, financial services, manufacturing, retail. The work doesn't.</w:t>
+      </w:r>
+    </w:p>
+    <w:p>
+      <w:pPr>
+        <w:spacing w:before="160" w:after="30"/>
+      </w:pPr>
+      <w:r>
+        <w:t>I currently serve as Vice President of End-User Computing at Applied Systems, a global leader in cloud software for the insurance industry, where I own the enterprise collaboration, service management, and communications platforms, with EUC positioned as the organization's primary driver of AI adoption.</w:t>
+      </w:r>
+    </w:p>
+    <w:p>
+      <w:pPr>
+        <w:spacing w:before="160" w:after="30"/>
+      </w:pPr>
+      <w:r>
+        <w:t>Before Applied, I led enterprise technology at Latitude Legal through four post-acquisition integrations and a stretch of rapid growth. I re-architected Microsoft 365 as the company grew from 150 to 500 users, moved the business onto one Salesforce platform, automated the contract lifecycle in Ironclad, and built the security program from the ground up. The consolidation took roughly $80K a year out of cost and cut telephony spend 90%. None of it was an IT project off to the side. Each one changed how the business performed.</w:t>
+      </w:r>
+    </w:p>
+    <w:p>
+      <w:pPr>
+        <w:spacing w:before="160" w:after="30"/>
+      </w:pPr>
+      <w:r>
+        <w:t>The pattern holds going back. At AlliedUP I consolidated recruiting and CRM onto one Bullhorn platform and built the board and grant reporting that gave leadership real visibility. At EOSG I sustained an enterprise stack through eight years of growth, two ERP migrations, and an integrated pipeline connecting recruiting, payroll, and finance for roughly 900 clients.</w:t>
+      </w:r>
+    </w:p>
+    <w:p>
+      <w:pPr>
+        <w:spacing w:before="160" w:after="30"/>
+      </w:pPr>
+      <w:r>
+        <w:t>What makes it work is that I sit at both ends of the problem. I can translate a business challenge into a technology strategy, then go into the architecture and make sure it gets built right. That combination is what lets an organization grow without growing its complexity. Architecture, not administration.</w:t>
+      </w:r>
+    </w:p>
+    <w:p>
+      <w:pPr>
+        <w:spacing w:before="160" w:after="30"/>
+      </w:pPr>
+      <w:r>
+        <w:t>Whether the mandate is building something new or running an environment that has to perform every day, the standard is the same: leave it stronger than I found it.</w:t>
       </w:r>
     </w:p>
     <w:p>
@@ -333,7 +341,7 @@
 </file>
 
 <file path=word/numbering.xml><?xml version="1.0" encoding="utf-8"?>
-<w:numbering xmlns:wpc="http://schemas.microsoft.com/office/word/2010/wordprocessingCanvas" xmlns:cx="http://schemas.microsoft.com/office/drawing/2014/chartex" xmlns:cx1="http://schemas.microsoft.com/office/drawing/2015/9/8/chartex" xmlns:cx2="http://schemas.microsoft.com/office/drawing/2015/10/21/chartex" xmlns:cx3="http://schemas.microsoft.com/office/drawing/2016/5/9/chartex" xmlns:cx4="http://schemas.microsoft.com/office/drawing/2016/5/10/chartex" xmlns:cx5="http://schemas.microsoft.com/office/drawing/2016/5/11/chartex" xmlns:cx6="http://schemas.microsoft.com/office/drawing/2016/5/12/chartex" xmlns:cx7="http://schemas.microsoft.com/office/drawing/2016/5/13/chartex" xmlns:cx8="http://schemas.microsoft.com/office/drawing/2016/5/14/chartex" xmlns:mc="http://schemas.openxmlformats.org/markup-compatibility/2006" xmlns:aink="http://schemas.microsoft.com/office/drawing/2016/ink" xmlns:am3d="http://schemas.microsoft.com/office/drawing/2017/model3d" xmlns:o="urn:schemas-microsoft-com:office:office" xmlns:oel="http://schemas.microsoft.com/office/2019/extlst" xmlns:r="http://schemas.openxmlformats.org/officeDocument/2006/relationships" xmlns:m="http://schemas.openxmlformats.org/officeDocument/2006/math" xmlns:v="urn:schemas-microsoft-com:vml" xmlns:wp14="http://schemas.microsoft.com/office/word/2010/wordprocessingDrawing" xmlns:wp="http://schemas.openxmlformats.org/drawingml/2006/wordprocessingDrawing" xmlns:w10="urn:schemas-microsoft-com:office:word" xmlns:w="http://schemas.openxmlformats.org/wordprocessingml/2006/main" xmlns:w14="http://schemas.microsoft.com/office/word/2010/wordml" xmlns:w15="http://schemas.microsoft.com/office/word/2012/wordml" xmlns:w16cex="http://schemas.microsoft.com/office/word/2018/wordml/cex" xmlns:w16cid="http://schemas.microsoft.com/office/word/2016/wordml/cid" xmlns:w16="http://schemas.microsoft.com/office/word/2018/wordml" xmlns:w16du="http://schemas.microsoft.com/office/word/2023/wordml/word16du" xmlns:w16sdtdh="http://schemas.microsoft.com/office/word/2020/wordml/sdtdatahash" xmlns:w16sdtfl="http://schemas.microsoft.com/office/word/2024/wordml/sdtformatlock" xmlns:w16se="http://schemas.microsoft.com/office/word/2015/wordml/symex" xmlns:wpg="http://schemas.microsoft.com/office/word/2010/wordprocessingGroup" xmlns:wpi="http://schemas.microsoft.com/office/word/2010/wordprocessingInk" xmlns:wne="http://schemas.microsoft.com/office/word/2006/wordml" xmlns:wps="http://schemas.microsoft.com/office/word/2010/wordprocessingShape" mc:Ignorable="w14 w15 w16se w16cid w16 w16cex w16sdtdh w16sdtfl w16du wp14">
+<w:numbering xmlns:wpc="http://schemas.microsoft.com/office/word/2010/wordprocessingCanvas" xmlns:cx="http://schemas.microsoft.com/office/drawing/2014/chartex" xmlns:cx1="http://schemas.microsoft.com/office/drawing/2015/9/8/chartex" xmlns:cx2="http://schemas.microsoft.com/office/drawing/2015/10/21/chartex" xmlns:cx3="http://schemas.microsoft.com/office/drawing/2016/5/9/chartex" xmlns:cx4="http://schemas.microsoft.com/office/drawing/2016/5/10/chartex" xmlns:cx5="http://schemas.microsoft.com/office/drawing/2016/5/11/chartex" xmlns:cx6="http://schemas.microsoft.com/office/drawing/2016/5/12/chartex" xmlns:cx7="http://schemas.microsoft.com/office/drawing/2016/5/13/chartex" xmlns:cx8="http://schemas.microsoft.com/office/drawing/2016/5/14/chartex" xmlns:mc="http://schemas.openxmlformats.org/markup-compatibility/2006" xmlns:m="http://schemas.openxmlformats.org/officeDocument/2006/math" xmlns:aink="http://schemas.microsoft.com/office/drawing/2016/ink" xmlns:am3d="http://schemas.microsoft.com/office/drawing/2017/model3d" xmlns:oel="http://schemas.microsoft.com/office/2019/extlst" xmlns:r="http://schemas.openxmlformats.org/officeDocument/2006/relationships" xmlns:wp14="http://schemas.microsoft.com/office/word/2010/wordprocessingDrawing" xmlns:wp="http://schemas.openxmlformats.org/drawingml/2006/wordprocessingDrawing" xmlns:wpg="http://schemas.microsoft.com/office/word/2010/wordprocessingGroup" xmlns:wpi="http://schemas.microsoft.com/office/word/2010/wordprocessingInk" xmlns:wps="http://schemas.microsoft.com/office/word/2010/wordprocessingShape" xmlns:o="urn:schemas-microsoft-com:office:office" xmlns:v="urn:schemas-microsoft-com:vml" xmlns:w10="urn:schemas-microsoft-com:office:word" xmlns:w="http://schemas.openxmlformats.org/wordprocessingml/2006/main" xmlns:w14="http://schemas.microsoft.com/office/word/2010/wordml" xmlns:w15="http://schemas.microsoft.com/office/word/2012/wordml" xmlns:w16cei="http://schemas.microsoft.com/office/word/2026/wordml/cei" xmlns:w16cex="http://schemas.microsoft.com/office/word/2018/wordml/cex" xmlns:w16cid="http://schemas.microsoft.com/office/word/2016/wordml/cid" xmlns:w16="http://schemas.microsoft.com/office/word/2018/wordml" xmlns:w16sdtdh="http://schemas.microsoft.com/office/word/2020/wordml/sdtdatahash" xmlns:w16sdtfl="http://schemas.microsoft.com/office/word/2024/wordml/sdtformatlock" xmlns:w16se="http://schemas.microsoft.com/office/word/2015/wordml/symex" xmlns:w16du="http://schemas.microsoft.com/office/word/2023/wordml/word16du" xmlns:wne="http://schemas.microsoft.com/office/word/2006/wordml" mc:Ignorable="w14 w15 w16se w16cid w16 w16cex w16sdtdh w16sdtfl w16du wp14">
   <w:abstractNum w:abstractNumId="0" w15:restartNumberingAfterBreak="0">
     <w:nsid w:val="146D3DFD"/>
     <w:multiLevelType w:val="hybridMultilevel"/>
@@ -484,7 +492,7 @@
 </file>
 
 <file path=word/styles.xml><?xml version="1.0" encoding="utf-8"?>
-<w:styles xmlns:mc="http://schemas.openxmlformats.org/markup-compatibility/2006" xmlns:r="http://schemas.openxmlformats.org/officeDocument/2006/relationships" xmlns:w="http://schemas.openxmlformats.org/wordprocessingml/2006/main" xmlns:w14="http://schemas.microsoft.com/office/word/2010/wordml" xmlns:w15="http://schemas.microsoft.com/office/word/2012/wordml" xmlns:w16cex="http://schemas.microsoft.com/office/word/2018/wordml/cex" xmlns:w16cid="http://schemas.microsoft.com/office/word/2016/wordml/cid" xmlns:w16="http://schemas.microsoft.com/office/word/2018/wordml" xmlns:w16du="http://schemas.microsoft.com/office/word/2023/wordml/word16du" xmlns:w16sdtdh="http://schemas.microsoft.com/office/word/2020/wordml/sdtdatahash" xmlns:w16sdtfl="http://schemas.microsoft.com/office/word/2024/wordml/sdtformatlock" xmlns:w16se="http://schemas.microsoft.com/office/word/2015/wordml/symex" mc:Ignorable="w14 w15 w16se w16cid w16 w16cex w16sdtdh w16sdtfl w16du">
+<w:styles xmlns:mc="http://schemas.openxmlformats.org/markup-compatibility/2006" xmlns:r="http://schemas.openxmlformats.org/officeDocument/2006/relationships" xmlns:w="http://schemas.openxmlformats.org/wordprocessingml/2006/main" xmlns:w14="http://schemas.microsoft.com/office/word/2010/wordml" xmlns:w15="http://schemas.microsoft.com/office/word/2012/wordml" xmlns:w16cex="http://schemas.microsoft.com/office/word/2018/wordml/cex" xmlns:w16cid="http://schemas.microsoft.com/office/word/2016/wordml/cid" xmlns:w16="http://schemas.microsoft.com/office/word/2018/wordml" xmlns:w16sdtdh="http://schemas.microsoft.com/office/word/2020/wordml/sdtdatahash" xmlns:w16sdtfl="http://schemas.microsoft.com/office/word/2024/wordml/sdtformatlock" xmlns:w16se="http://schemas.microsoft.com/office/word/2015/wordml/symex" xmlns:w16du="http://schemas.microsoft.com/office/word/2023/wordml/word16du" mc:Ignorable="w14 w15 w16se w16cid w16 w16cex w16sdtdh w16sdtfl w16du">
   <w:docDefaults>
     <w:rPrDefault>
       <w:rPr>
@@ -966,7 +974,6 @@
   <w:style w:type="character" w:default="1" w:styleId="DefaultParagraphFont">
     <w:name w:val="Default Paragraph Font"/>
     <w:uiPriority w:val="1"/>
-    <w:semiHidden/>
     <w:unhideWhenUsed/>
   </w:style>
   <w:style w:type="table" w:default="1" w:styleId="TableNormal">
